--- a/docs/tech/모바일 하이브리드 및 메신저 서버 설정 가이드.docx
+++ b/docs/tech/모바일 하이브리드 및 메신저 서버 설정 가이드.docx
@@ -449,7 +449,6 @@
         </w:rPr>
         <w:t xml:space="preserve"> </w:t>
       </w:r>
-      <w:proofErr w:type="spellStart"/>
       <w:r>
         <w:rPr>
           <w:rFonts w:ascii="HY견고딕" w:eastAsia="HY견고딕" w:hAnsiTheme="majorHAnsi" w:hint="eastAsia"/>
@@ -457,17 +456,7 @@
           <w:sz w:val="56"/>
           <w:szCs w:val="72"/>
         </w:rPr>
-        <w:t>하이브리드</w:t>
-      </w:r>
-      <w:proofErr w:type="spellEnd"/>
-      <w:r>
-        <w:rPr>
-          <w:rFonts w:ascii="HY견고딕" w:eastAsia="HY견고딕" w:hAnsiTheme="majorHAnsi" w:hint="eastAsia"/>
-          <w:b/>
-          <w:sz w:val="56"/>
-          <w:szCs w:val="72"/>
-        </w:rPr>
-        <w:t xml:space="preserve"> 앱 및</w:t>
+        <w:t>하이브리드 앱 및</w:t>
       </w:r>
     </w:p>
     <w:p>
@@ -624,7 +613,7 @@
           <w:r>
             <w:fldChar w:fldCharType="separate"/>
           </w:r>
-          <w:hyperlink w:anchor="_Toc34055080" w:history="1">
+          <w:hyperlink w:anchor="_Toc36193063" w:history="1">
             <w:r>
               <w:rPr>
                 <w:rStyle w:val="a5"/>
@@ -659,7 +648,7 @@
               <w:rPr>
                 <w:webHidden/>
               </w:rPr>
-              <w:instrText xml:space="preserve"> PAGEREF _Toc34055080 \h </w:instrText>
+              <w:instrText xml:space="preserve"> PAGEREF _Toc36193063 \h </w:instrText>
             </w:r>
             <w:r>
               <w:rPr>
@@ -693,7 +682,7 @@
               <w:b w:val="0"/>
             </w:rPr>
           </w:pPr>
-          <w:hyperlink w:anchor="_Toc34055081" w:history="1">
+          <w:hyperlink w:anchor="_Toc36193064" w:history="1">
             <w:r>
               <w:rPr>
                 <w:rStyle w:val="a5"/>
@@ -728,7 +717,7 @@
               <w:rPr>
                 <w:webHidden/>
               </w:rPr>
-              <w:instrText xml:space="preserve"> PAGEREF _Toc34055081 \h </w:instrText>
+              <w:instrText xml:space="preserve"> PAGEREF _Toc36193064 \h </w:instrText>
             </w:r>
             <w:r>
               <w:rPr>
@@ -762,7 +751,7 @@
               <w:b w:val="0"/>
             </w:rPr>
           </w:pPr>
-          <w:hyperlink w:anchor="_Toc34055082" w:history="1">
+          <w:hyperlink w:anchor="_Toc36193065" w:history="1">
             <w:r>
               <w:rPr>
                 <w:rStyle w:val="a5"/>
@@ -797,7 +786,7 @@
               <w:rPr>
                 <w:webHidden/>
               </w:rPr>
-              <w:instrText xml:space="preserve"> PAGEREF _Toc34055082 \h </w:instrText>
+              <w:instrText xml:space="preserve"> PAGEREF _Toc36193065 \h </w:instrText>
             </w:r>
             <w:r>
               <w:rPr>
@@ -834,7 +823,7 @@
               <w:b w:val="0"/>
             </w:rPr>
           </w:pPr>
-          <w:hyperlink w:anchor="_Toc34055083" w:history="1">
+          <w:hyperlink w:anchor="_Toc36193066" w:history="1">
             <w:r>
               <w:rPr>
                 <w:rStyle w:val="a5"/>
@@ -869,7 +858,7 @@
               <w:rPr>
                 <w:webHidden/>
               </w:rPr>
-              <w:instrText xml:space="preserve"> PAGEREF _Toc34055083 \h </w:instrText>
+              <w:instrText xml:space="preserve"> PAGEREF _Toc36193066 \h </w:instrText>
             </w:r>
             <w:r>
               <w:rPr>
@@ -903,7 +892,7 @@
               <w:b w:val="0"/>
             </w:rPr>
           </w:pPr>
-          <w:hyperlink w:anchor="_Toc34055084" w:history="1">
+          <w:hyperlink w:anchor="_Toc36193067" w:history="1">
             <w:r>
               <w:rPr>
                 <w:rStyle w:val="a5"/>
@@ -938,7 +927,7 @@
               <w:rPr>
                 <w:webHidden/>
               </w:rPr>
-              <w:instrText xml:space="preserve"> PAGEREF _Toc34055084 \h </w:instrText>
+              <w:instrText xml:space="preserve"> PAGEREF _Toc36193067 \h </w:instrText>
             </w:r>
             <w:r>
               <w:rPr>
@@ -972,7 +961,7 @@
               <w:b w:val="0"/>
             </w:rPr>
           </w:pPr>
-          <w:hyperlink w:anchor="_Toc34055085" w:history="1">
+          <w:hyperlink w:anchor="_Toc36193068" w:history="1">
             <w:r>
               <w:rPr>
                 <w:rStyle w:val="a5"/>
@@ -1007,7 +996,7 @@
               <w:rPr>
                 <w:webHidden/>
               </w:rPr>
-              <w:instrText xml:space="preserve"> PAGEREF _Toc34055085 \h </w:instrText>
+              <w:instrText xml:space="preserve"> PAGEREF _Toc36193068 \h </w:instrText>
             </w:r>
             <w:r>
               <w:rPr>
@@ -1041,7 +1030,7 @@
               <w:b w:val="0"/>
             </w:rPr>
           </w:pPr>
-          <w:hyperlink w:anchor="_Toc34055086" w:history="1">
+          <w:hyperlink w:anchor="_Toc36193069" w:history="1">
             <w:r>
               <w:rPr>
                 <w:rStyle w:val="a5"/>
@@ -1076,7 +1065,7 @@
               <w:rPr>
                 <w:webHidden/>
               </w:rPr>
-              <w:instrText xml:space="preserve"> PAGEREF _Toc34055086 \h </w:instrText>
+              <w:instrText xml:space="preserve"> PAGEREF _Toc36193069 \h </w:instrText>
             </w:r>
             <w:r>
               <w:rPr>
@@ -1113,7 +1102,7 @@
               <w:b w:val="0"/>
             </w:rPr>
           </w:pPr>
-          <w:hyperlink w:anchor="_Toc34055087" w:history="1">
+          <w:hyperlink w:anchor="_Toc36193070" w:history="1">
             <w:r>
               <w:rPr>
                 <w:rStyle w:val="a5"/>
@@ -1148,7 +1137,7 @@
               <w:rPr>
                 <w:webHidden/>
               </w:rPr>
-              <w:instrText xml:space="preserve"> PAGEREF _Toc34055087 \h </w:instrText>
+              <w:instrText xml:space="preserve"> PAGEREF _Toc36193070 \h </w:instrText>
             </w:r>
             <w:r>
               <w:rPr>
@@ -1182,7 +1171,7 @@
               <w:b w:val="0"/>
             </w:rPr>
           </w:pPr>
-          <w:hyperlink w:anchor="_Toc34055088" w:history="1">
+          <w:hyperlink w:anchor="_Toc36193071" w:history="1">
             <w:r>
               <w:rPr>
                 <w:rStyle w:val="a5"/>
@@ -1217,7 +1206,7 @@
               <w:rPr>
                 <w:webHidden/>
               </w:rPr>
-              <w:instrText xml:space="preserve"> PAGEREF _Toc34055088 \h </w:instrText>
+              <w:instrText xml:space="preserve"> PAGEREF _Toc36193071 \h </w:instrText>
             </w:r>
             <w:r>
               <w:rPr>
@@ -1254,7 +1243,7 @@
               <w:b w:val="0"/>
             </w:rPr>
           </w:pPr>
-          <w:hyperlink w:anchor="_Toc34055089" w:history="1">
+          <w:hyperlink w:anchor="_Toc36193072" w:history="1">
             <w:r>
               <w:rPr>
                 <w:rStyle w:val="a5"/>
@@ -1289,7 +1278,7 @@
               <w:rPr>
                 <w:webHidden/>
               </w:rPr>
-              <w:instrText xml:space="preserve"> PAGEREF _Toc34055089 \h </w:instrText>
+              <w:instrText xml:space="preserve"> PAGEREF _Toc36193072 \h </w:instrText>
             </w:r>
             <w:r>
               <w:rPr>
@@ -1323,7 +1312,7 @@
               <w:b w:val="0"/>
             </w:rPr>
           </w:pPr>
-          <w:hyperlink w:anchor="_Toc34055090" w:history="1">
+          <w:hyperlink w:anchor="_Toc36193073" w:history="1">
             <w:r>
               <w:rPr>
                 <w:rStyle w:val="a5"/>
@@ -1358,7 +1347,7 @@
               <w:rPr>
                 <w:webHidden/>
               </w:rPr>
-              <w:instrText xml:space="preserve"> PAGEREF _Toc34055090 \h </w:instrText>
+              <w:instrText xml:space="preserve"> PAGEREF _Toc36193073 \h </w:instrText>
             </w:r>
             <w:r>
               <w:rPr>
@@ -1392,7 +1381,7 @@
               <w:b w:val="0"/>
             </w:rPr>
           </w:pPr>
-          <w:hyperlink w:anchor="_Toc34055091" w:history="1">
+          <w:hyperlink w:anchor="_Toc36193074" w:history="1">
             <w:r>
               <w:rPr>
                 <w:rStyle w:val="a5"/>
@@ -1427,7 +1416,7 @@
               <w:rPr>
                 <w:webHidden/>
               </w:rPr>
-              <w:instrText xml:space="preserve"> PAGEREF _Toc34055091 \h </w:instrText>
+              <w:instrText xml:space="preserve"> PAGEREF _Toc36193074 \h </w:instrText>
             </w:r>
             <w:r>
               <w:rPr>
@@ -1455,11 +1444,6 @@
           </w:hyperlink>
         </w:p>
         <w:p>
-          <w:pPr>
-            <w:rPr>
-              <w:rFonts w:hint="eastAsia"/>
-            </w:rPr>
-          </w:pPr>
           <w:r>
             <w:rPr>
               <w:b/>
@@ -1489,51 +1473,51 @@
         <w:ind w:right="200"/>
       </w:pPr>
     </w:p>
-    <w:bookmarkStart w:id="5" w:name="_Toc342675505"/>
-    <w:bookmarkStart w:id="6" w:name="_Toc342676083"/>
-    <w:bookmarkStart w:id="7" w:name="_Toc342761306"/>
-    <w:bookmarkStart w:id="8" w:name="_Toc342761725"/>
-    <w:bookmarkStart w:id="9" w:name="_Toc342783495"/>
-    <w:bookmarkStart w:id="10" w:name="_Toc342795045"/>
-    <w:bookmarkStart w:id="11" w:name="_Toc342826207"/>
-    <w:bookmarkStart w:id="12" w:name="_Toc342846194"/>
-    <w:bookmarkStart w:id="13" w:name="_Toc342847751"/>
-    <w:bookmarkStart w:id="14" w:name="_Toc342848266"/>
-    <w:bookmarkStart w:id="15" w:name="_Toc342848749"/>
-    <w:bookmarkStart w:id="16" w:name="_Toc342851651"/>
-    <w:bookmarkStart w:id="17" w:name="_Toc342852174"/>
-    <w:bookmarkStart w:id="18" w:name="_Toc342853691"/>
-    <w:bookmarkStart w:id="19" w:name="_Toc342855549"/>
-    <w:bookmarkStart w:id="20" w:name="_Toc342856015"/>
-    <w:bookmarkStart w:id="21" w:name="_Toc342895750"/>
-    <w:bookmarkStart w:id="22" w:name="_Toc342896742"/>
-    <w:bookmarkStart w:id="23" w:name="_Toc342897536"/>
-    <w:bookmarkStart w:id="24" w:name="_Toc342898754"/>
-    <w:bookmarkStart w:id="25" w:name="_Toc342899215"/>
-    <w:bookmarkStart w:id="26" w:name="_Toc342899663"/>
-    <w:bookmarkStart w:id="27" w:name="_Toc342900145"/>
-    <w:bookmarkStart w:id="28" w:name="_Toc342901829"/>
-    <w:bookmarkStart w:id="29" w:name="_Toc342903504"/>
-    <w:bookmarkStart w:id="30" w:name="_Toc342909753"/>
-    <w:bookmarkStart w:id="31" w:name="_Toc342910263"/>
-    <w:bookmarkStart w:id="32" w:name="_Toc342910773"/>
-    <w:bookmarkStart w:id="33" w:name="_Toc342911283"/>
-    <w:bookmarkStart w:id="34" w:name="_Toc342911794"/>
-    <w:bookmarkStart w:id="35" w:name="_Toc342912303"/>
-    <w:bookmarkStart w:id="36" w:name="_Toc342914474"/>
-    <w:bookmarkStart w:id="37" w:name="_Toc342915993"/>
-    <w:bookmarkStart w:id="38" w:name="_Toc342917571"/>
-    <w:bookmarkStart w:id="39" w:name="_Toc342926126"/>
-    <w:bookmarkStart w:id="40" w:name="_Toc488328257"/>
-    <w:bookmarkStart w:id="41" w:name="_Toc488328292"/>
-    <w:bookmarkStart w:id="42" w:name="_Toc496545301"/>
-    <w:bookmarkStart w:id="43" w:name="_Toc27988213"/>
     <w:p>
       <w:pPr>
         <w:pStyle w:val="ae"/>
         <w:ind w:right="200"/>
         <w:outlineLvl w:val="9"/>
       </w:pPr>
+      <w:bookmarkStart w:id="5" w:name="_Toc342675505"/>
+      <w:bookmarkStart w:id="6" w:name="_Toc342676083"/>
+      <w:bookmarkStart w:id="7" w:name="_Toc342761306"/>
+      <w:bookmarkStart w:id="8" w:name="_Toc342761725"/>
+      <w:bookmarkStart w:id="9" w:name="_Toc342783495"/>
+      <w:bookmarkStart w:id="10" w:name="_Toc342795045"/>
+      <w:bookmarkStart w:id="11" w:name="_Toc342826207"/>
+      <w:bookmarkStart w:id="12" w:name="_Toc342846194"/>
+      <w:bookmarkStart w:id="13" w:name="_Toc342847751"/>
+      <w:bookmarkStart w:id="14" w:name="_Toc342848266"/>
+      <w:bookmarkStart w:id="15" w:name="_Toc342848749"/>
+      <w:bookmarkStart w:id="16" w:name="_Toc342851651"/>
+      <w:bookmarkStart w:id="17" w:name="_Toc342852174"/>
+      <w:bookmarkStart w:id="18" w:name="_Toc342853691"/>
+      <w:bookmarkStart w:id="19" w:name="_Toc342855549"/>
+      <w:bookmarkStart w:id="20" w:name="_Toc342856015"/>
+      <w:bookmarkStart w:id="21" w:name="_Toc342895750"/>
+      <w:bookmarkStart w:id="22" w:name="_Toc342896742"/>
+      <w:bookmarkStart w:id="23" w:name="_Toc342897536"/>
+      <w:bookmarkStart w:id="24" w:name="_Toc342898754"/>
+      <w:bookmarkStart w:id="25" w:name="_Toc342899215"/>
+      <w:bookmarkStart w:id="26" w:name="_Toc342899663"/>
+      <w:bookmarkStart w:id="27" w:name="_Toc342900145"/>
+      <w:bookmarkStart w:id="28" w:name="_Toc342901829"/>
+      <w:bookmarkStart w:id="29" w:name="_Toc342903504"/>
+      <w:bookmarkStart w:id="30" w:name="_Toc342909753"/>
+      <w:bookmarkStart w:id="31" w:name="_Toc342910263"/>
+      <w:bookmarkStart w:id="32" w:name="_Toc342910773"/>
+      <w:bookmarkStart w:id="33" w:name="_Toc342911283"/>
+      <w:bookmarkStart w:id="34" w:name="_Toc342911794"/>
+      <w:bookmarkStart w:id="35" w:name="_Toc342912303"/>
+      <w:bookmarkStart w:id="36" w:name="_Toc342914474"/>
+      <w:bookmarkStart w:id="37" w:name="_Toc342915993"/>
+      <w:bookmarkStart w:id="38" w:name="_Toc342917571"/>
+      <w:bookmarkStart w:id="39" w:name="_Toc342926126"/>
+      <w:bookmarkStart w:id="40" w:name="_Toc488328257"/>
+      <w:bookmarkStart w:id="41" w:name="_Toc488328292"/>
+      <w:bookmarkStart w:id="42" w:name="_Toc496545301"/>
+      <w:bookmarkStart w:id="43" w:name="_Toc27988213"/>
       <w:r>
         <w:rPr>
           <w:noProof/>
@@ -1541,7 +1525,7 @@
         <mc:AlternateContent>
           <mc:Choice Requires="wps">
             <w:drawing>
-              <wp:anchor distT="0" distB="0" distL="114300" distR="114300" simplePos="0" relativeHeight="251665408" behindDoc="0" locked="0" layoutInCell="1" allowOverlap="1" wp14:anchorId="25D442BA" wp14:editId="5B10ABC4">
+              <wp:anchor distT="0" distB="0" distL="114300" distR="114300" simplePos="0" relativeHeight="251665408" behindDoc="0" locked="0" layoutInCell="1" allowOverlap="1" wp14:anchorId="16D27039" wp14:editId="2228021E">
                 <wp:simplePos x="0" y="0"/>
                 <wp:positionH relativeFrom="margin">
                   <wp:posOffset>453390</wp:posOffset>
@@ -1626,9 +1610,9 @@
               </wp:anchor>
             </w:drawing>
           </mc:Choice>
-          <mc:Fallback xmlns:cx1="http://schemas.microsoft.com/office/drawing/2015/9/8/chartex" xmlns:cx2="http://schemas.microsoft.com/office/drawing/2015/10/21/chartex" xmlns:cx3="http://schemas.microsoft.com/office/drawing/2016/5/9/chartex" xmlns:cx4="http://schemas.microsoft.com/office/drawing/2016/5/10/chartex" xmlns:cx5="http://schemas.microsoft.com/office/drawing/2016/5/11/chartex" xmlns:cx6="http://schemas.microsoft.com/office/drawing/2016/5/12/chartex" xmlns:cx7="http://schemas.microsoft.com/office/drawing/2016/5/13/chartex" xmlns:cx8="http://schemas.microsoft.com/office/drawing/2016/5/14/chartex" xmlns:aink="http://schemas.microsoft.com/office/drawing/2016/ink" xmlns:am3d="http://schemas.microsoft.com/office/drawing/2017/model3d" xmlns:w16cid="http://schemas.microsoft.com/office/word/2016/wordml/cid">
+          <mc:Fallback>
             <w:pict>
-              <v:rect w14:anchorId="5BFEA1CD" id="직사각형 31" o:spid="_x0000_s1026" style="position:absolute;left:0;text-align:left;margin-left:35.7pt;margin-top:34.75pt;width:6in;height:9pt;z-index:251665408;visibility:visible;mso-wrap-style:square;mso-width-percent:0;mso-height-percent:0;mso-wrap-distance-left:9pt;mso-wrap-distance-top:0;mso-wrap-distance-right:9pt;mso-wrap-distance-bottom:0;mso-position-horizontal:absolute;mso-position-horizontal-relative:margin;mso-position-vertical:absolute;mso-position-vertical-relative:text;mso-width-percent:0;mso-height-percent:0;mso-width-relative:page;mso-height-relative:page;v-text-anchor:top" o:gfxdata="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" stroked="f">
+              <v:rect w14:anchorId="459C1C08" id="직사각형 31" o:spid="_x0000_s1026" style="position:absolute;left:0;text-align:left;margin-left:35.7pt;margin-top:34.75pt;width:6in;height:9pt;z-index:251665408;visibility:visible;mso-wrap-style:square;mso-width-percent:0;mso-height-percent:0;mso-wrap-distance-left:9pt;mso-wrap-distance-top:0;mso-wrap-distance-right:9pt;mso-wrap-distance-bottom:0;mso-position-horizontal:absolute;mso-position-horizontal-relative:margin;mso-position-vertical:absolute;mso-position-vertical-relative:text;mso-width-percent:0;mso-height-percent:0;mso-width-relative:page;mso-height-relative:page;v-text-anchor:top" o:gfxdata="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" stroked="f">
                 <v:fill color2="navy" angle="90" focus="100%" type="gradient"/>
                 <w10:wrap anchorx="margin"/>
               </v:rect>
@@ -1685,7 +1669,7 @@
         </w:numPr>
         <w:ind w:left="200" w:right="200"/>
       </w:pPr>
-      <w:bookmarkStart w:id="44" w:name="_Toc34055080"/>
+      <w:bookmarkStart w:id="44" w:name="_Toc36193063"/>
       <w:r>
         <w:rPr>
           <w:rFonts w:hint="eastAsia"/>
@@ -1753,7 +1737,7 @@
         <mc:AlternateContent>
           <mc:Choice Requires="wps">
             <w:drawing>
-              <wp:anchor distT="0" distB="0" distL="114300" distR="114300" simplePos="0" relativeHeight="251664384" behindDoc="0" locked="0" layoutInCell="1" allowOverlap="1" wp14:anchorId="299A6202" wp14:editId="22AEBE78">
+              <wp:anchor distT="0" distB="0" distL="114300" distR="114300" simplePos="0" relativeHeight="251664384" behindDoc="0" locked="0" layoutInCell="1" allowOverlap="1" wp14:anchorId="73E5F058" wp14:editId="574249B1">
                 <wp:simplePos x="0" y="0"/>
                 <wp:positionH relativeFrom="margin">
                   <wp:align>right</wp:align>
@@ -1838,9 +1822,9 @@
               </wp:anchor>
             </w:drawing>
           </mc:Choice>
-          <mc:Fallback xmlns:cx1="http://schemas.microsoft.com/office/drawing/2015/9/8/chartex" xmlns:cx2="http://schemas.microsoft.com/office/drawing/2015/10/21/chartex" xmlns:cx3="http://schemas.microsoft.com/office/drawing/2016/5/9/chartex" xmlns:cx4="http://schemas.microsoft.com/office/drawing/2016/5/10/chartex" xmlns:cx5="http://schemas.microsoft.com/office/drawing/2016/5/11/chartex" xmlns:cx6="http://schemas.microsoft.com/office/drawing/2016/5/12/chartex" xmlns:cx7="http://schemas.microsoft.com/office/drawing/2016/5/13/chartex" xmlns:cx8="http://schemas.microsoft.com/office/drawing/2016/5/14/chartex" xmlns:aink="http://schemas.microsoft.com/office/drawing/2016/ink" xmlns:am3d="http://schemas.microsoft.com/office/drawing/2017/model3d" xmlns:w16cid="http://schemas.microsoft.com/office/word/2016/wordml/cid">
+          <mc:Fallback>
             <w:pict>
-              <v:rect w14:anchorId="037F4BF9" id="직사각형 30" o:spid="_x0000_s1026" style="position:absolute;left:0;text-align:left;margin-left:380.8pt;margin-top:.75pt;width:6in;height:9pt;z-index:251664384;visibility:visible;mso-wrap-style:square;mso-width-percent:0;mso-height-percent:0;mso-wrap-distance-left:9pt;mso-wrap-distance-top:0;mso-wrap-distance-right:9pt;mso-wrap-distance-bottom:0;mso-position-horizontal:right;mso-position-horizontal-relative:margin;mso-position-vertical:absolute;mso-position-vertical-relative:text;mso-width-percent:0;mso-height-percent:0;mso-width-relative:page;mso-height-relative:page;v-text-anchor:top" o:gfxdata="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" stroked="f">
+              <v:rect w14:anchorId="4A7F1D74" id="직사각형 30" o:spid="_x0000_s1026" style="position:absolute;left:0;text-align:left;margin-left:380.8pt;margin-top:.75pt;width:6in;height:9pt;z-index:251664384;visibility:visible;mso-wrap-style:square;mso-width-percent:0;mso-height-percent:0;mso-wrap-distance-left:9pt;mso-wrap-distance-top:0;mso-wrap-distance-right:9pt;mso-wrap-distance-bottom:0;mso-position-horizontal:right;mso-position-horizontal-relative:margin;mso-position-vertical:absolute;mso-position-vertical-relative:text;mso-width-percent:0;mso-height-percent:0;mso-width-relative:page;mso-height-relative:page;v-text-anchor:top" o:gfxdata="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" stroked="f">
                 <v:fill color2="navy" angle="90" focus="100%" type="gradient"/>
                 <w10:wrap anchorx="margin"/>
               </v:rect>
@@ -1879,27 +1863,13 @@
           <w:numId w:val="35"/>
         </w:numPr>
       </w:pPr>
-      <w:bookmarkStart w:id="45" w:name="_Toc34055081"/>
+      <w:bookmarkStart w:id="45" w:name="_Toc36193064"/>
       <w:r>
         <w:rPr>
           <w:rFonts w:hint="eastAsia"/>
         </w:rPr>
         <w:lastRenderedPageBreak/>
-        <w:t xml:space="preserve">모바일 </w:t>
-      </w:r>
-      <w:proofErr w:type="spellStart"/>
-      <w:r>
-        <w:rPr>
-          <w:rFonts w:hint="eastAsia"/>
-        </w:rPr>
-        <w:t>하이브리드</w:t>
-      </w:r>
-      <w:proofErr w:type="spellEnd"/>
-      <w:r>
-        <w:rPr>
-          <w:rFonts w:hint="eastAsia"/>
-        </w:rPr>
-        <w:t xml:space="preserve"> 앱</w:t>
+        <w:t>모바일 하이브리드 앱</w:t>
       </w:r>
       <w:bookmarkEnd w:id="45"/>
     </w:p>
@@ -1920,7 +1890,6 @@
           <w:szCs w:val="18"/>
         </w:rPr>
       </w:pPr>
-      <w:proofErr w:type="spellStart"/>
       <w:r>
         <w:rPr>
           <w:rFonts w:ascii="Verdana" w:eastAsia="굴림" w:hAnsi="Verdana" w:cs="굴림" w:hint="eastAsia"/>
@@ -1931,7 +1900,6 @@
         </w:rPr>
         <w:t>모바일용</w:t>
       </w:r>
-      <w:proofErr w:type="spellEnd"/>
       <w:r>
         <w:rPr>
           <w:rFonts w:ascii="Verdana" w:eastAsia="굴림" w:hAnsi="Verdana" w:cs="굴림" w:hint="eastAsia"/>
@@ -1982,7 +1950,6 @@
         </w:rPr>
         <w:t xml:space="preserve"> </w:t>
       </w:r>
-      <w:proofErr w:type="spellStart"/>
       <w:r>
         <w:rPr>
           <w:rFonts w:ascii="Verdana" w:eastAsia="굴림" w:hAnsi="Verdana" w:cs="굴림" w:hint="eastAsia"/>
@@ -1993,7 +1960,6 @@
         </w:rPr>
         <w:t>네이티브</w:t>
       </w:r>
-      <w:proofErr w:type="spellEnd"/>
       <w:r>
         <w:rPr>
           <w:rFonts w:ascii="Verdana" w:eastAsia="굴림" w:hAnsi="Verdana" w:cs="굴림" w:hint="eastAsia"/>
@@ -2142,7 +2108,6 @@
         </w:rPr>
         <w:t xml:space="preserve"> </w:t>
       </w:r>
-      <w:proofErr w:type="spellStart"/>
       <w:r>
         <w:rPr>
           <w:rFonts w:ascii="Verdana" w:eastAsia="굴림" w:hAnsi="Verdana" w:cs="굴림" w:hint="eastAsia"/>
@@ -2153,7 +2118,6 @@
         </w:rPr>
         <w:t>나병민</w:t>
       </w:r>
-      <w:proofErr w:type="spellEnd"/>
       <w:r>
         <w:rPr>
           <w:rFonts w:ascii="Verdana" w:eastAsia="굴림" w:hAnsi="Verdana" w:cs="굴림" w:hint="eastAsia"/>
@@ -2542,7 +2506,7 @@
         </w:numPr>
       </w:pPr>
       <w:bookmarkStart w:id="46" w:name="_모바일_메신저_앱"/>
-      <w:bookmarkStart w:id="47" w:name="_Toc34055082"/>
+      <w:bookmarkStart w:id="47" w:name="_Toc36193065"/>
       <w:bookmarkEnd w:id="46"/>
       <w:r>
         <w:rPr>
@@ -2659,7 +2623,6 @@
         </w:rPr>
         <w:t xml:space="preserve"> </w:t>
       </w:r>
-      <w:proofErr w:type="spellStart"/>
       <w:r>
         <w:rPr>
           <w:rFonts w:ascii="Verdana" w:eastAsia="굴림" w:hAnsi="Verdana" w:cs="굴림" w:hint="eastAsia"/>
@@ -2670,7 +2633,6 @@
         </w:rPr>
         <w:t>류길봉</w:t>
       </w:r>
-      <w:proofErr w:type="spellEnd"/>
       <w:r>
         <w:rPr>
           <w:rFonts w:ascii="Verdana" w:eastAsia="굴림" w:hAnsi="Verdana" w:cs="굴림" w:hint="eastAsia"/>
@@ -2859,7 +2821,6 @@
           <w:szCs w:val="18"/>
         </w:rPr>
       </w:pPr>
-      <w:proofErr w:type="spellStart"/>
       <w:r>
         <w:rPr>
           <w:rFonts w:ascii="Verdana" w:eastAsia="굴림" w:hAnsi="Verdana" w:cs="굴림"/>
@@ -2868,18 +2829,7 @@
           <w:sz w:val="18"/>
           <w:szCs w:val="18"/>
         </w:rPr>
-        <w:t>WebAPI</w:t>
-      </w:r>
-      <w:proofErr w:type="spellEnd"/>
-      <w:r>
-        <w:rPr>
-          <w:rFonts w:ascii="Verdana" w:eastAsia="굴림" w:hAnsi="Verdana" w:cs="굴림"/>
-          <w:color w:val="333333"/>
-          <w:kern w:val="0"/>
-          <w:sz w:val="18"/>
-          <w:szCs w:val="18"/>
-        </w:rPr>
-        <w:t xml:space="preserve"> </w:t>
+        <w:t xml:space="preserve">WebAPI </w:t>
       </w:r>
       <w:r>
         <w:rPr>
@@ -3035,7 +2985,7 @@
         <mc:AlternateContent>
           <mc:Choice Requires="wps">
             <w:drawing>
-              <wp:anchor distT="45720" distB="45720" distL="114300" distR="114300" simplePos="0" relativeHeight="251670528" behindDoc="0" locked="0" layoutInCell="1" allowOverlap="1" wp14:anchorId="24CDCFF9" wp14:editId="06B036C9">
+              <wp:anchor distT="45720" distB="45720" distL="114300" distR="114300" simplePos="0" relativeHeight="251670528" behindDoc="0" locked="0" layoutInCell="1" allowOverlap="1" wp14:anchorId="2511F088" wp14:editId="3C455418">
                 <wp:simplePos x="0" y="0"/>
                 <wp:positionH relativeFrom="column">
                   <wp:posOffset>51243</wp:posOffset>
@@ -3137,20 +3087,8 @@
                                 <w:szCs w:val="21"/>
                               </w:rPr>
                               <w:tab/>
-                              <w:t>talk.twosome.co.kr</w:t>
+                              <w:t>talk.twosome.co.kr:31030</w:t>
                             </w:r>
-                            <w:proofErr w:type="gramStart"/>
-                            <w:r>
-                              <w:rPr>
-                                <w:rFonts w:ascii="굴림" w:eastAsia="굴림" w:hAnsi="굴림" w:cs="굴림" w:hint="eastAsia"/>
-                                <w:color w:val="000000"/>
-                                <w:kern w:val="0"/>
-                                <w:sz w:val="18"/>
-                                <w:szCs w:val="21"/>
-                              </w:rPr>
-                              <w:t>:31030</w:t>
-                            </w:r>
-                            <w:proofErr w:type="gramEnd"/>
                             <w:r>
                               <w:rPr>
                                 <w:rFonts w:ascii="굴림" w:eastAsia="굴림" w:hAnsi="굴림" w:cs="굴림"/>
@@ -3171,7 +3109,6 @@
                               </w:rPr>
                               <w:tab/>
                             </w:r>
-                            <w:proofErr w:type="spellStart"/>
                             <w:r>
                               <w:rPr>
                                 <w:rFonts w:ascii="굴림" w:eastAsia="굴림" w:hAnsi="굴림" w:cs="굴림" w:hint="eastAsia"/>
@@ -3182,7 +3119,6 @@
                               </w:rPr>
                               <w:t>WebAPI</w:t>
                             </w:r>
-                            <w:proofErr w:type="spellEnd"/>
                             <w:r>
                               <w:rPr>
                                 <w:rFonts w:ascii="굴림" w:eastAsia="굴림" w:hAnsi="굴림" w:cs="굴림" w:hint="eastAsia"/>
@@ -3389,7 +3325,7 @@
           </mc:Choice>
           <mc:Fallback>
             <w:pict>
-              <v:shape w14:anchorId="24CDCFF9" id="텍스트 상자 2" o:spid="_x0000_s1030" type="#_x0000_t202" style="position:absolute;margin-left:4.05pt;margin-top:18.65pt;width:388.55pt;height:110.6pt;z-index:251670528;visibility:visible;mso-wrap-style:none;mso-width-percent:0;mso-height-percent:200;mso-wrap-distance-left:9pt;mso-wrap-distance-top:3.6pt;mso-wrap-distance-right:9pt;mso-wrap-distance-bottom:3.6pt;mso-position-horizontal:absolute;mso-position-horizontal-relative:text;mso-position-vertical:absolute;mso-position-vertical-relative:text;mso-width-percent:0;mso-height-percent:200;mso-width-relative:margin;mso-height-relative:margin;v-text-anchor:top" o:gfxdata="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">
+              <v:shape w14:anchorId="2511F088" id="텍스트 상자 2" o:spid="_x0000_s1030" type="#_x0000_t202" style="position:absolute;margin-left:4.05pt;margin-top:18.65pt;width:388.55pt;height:110.6pt;z-index:251670528;visibility:visible;mso-wrap-style:none;mso-width-percent:0;mso-height-percent:200;mso-wrap-distance-left:9pt;mso-wrap-distance-top:3.6pt;mso-wrap-distance-right:9pt;mso-wrap-distance-bottom:3.6pt;mso-position-horizontal:absolute;mso-position-horizontal-relative:text;mso-position-vertical:absolute;mso-position-vertical-relative:text;mso-width-percent:0;mso-height-percent:200;mso-width-relative:margin;mso-height-relative:margin;v-text-anchor:top" o:gfxdata="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">
                 <v:textbox style="mso-fit-shape-to-text:t">
                   <w:txbxContent>
                     <w:p>
@@ -3451,20 +3387,8 @@
                           <w:szCs w:val="21"/>
                         </w:rPr>
                         <w:tab/>
-                        <w:t>talk.twosome.co.kr</w:t>
+                        <w:t>talk.twosome.co.kr:31030</w:t>
                       </w:r>
-                      <w:proofErr w:type="gramStart"/>
-                      <w:r>
-                        <w:rPr>
-                          <w:rFonts w:ascii="굴림" w:eastAsia="굴림" w:hAnsi="굴림" w:cs="굴림" w:hint="eastAsia"/>
-                          <w:color w:val="000000"/>
-                          <w:kern w:val="0"/>
-                          <w:sz w:val="18"/>
-                          <w:szCs w:val="21"/>
-                        </w:rPr>
-                        <w:t>:31030</w:t>
-                      </w:r>
-                      <w:proofErr w:type="gramEnd"/>
                       <w:r>
                         <w:rPr>
                           <w:rFonts w:ascii="굴림" w:eastAsia="굴림" w:hAnsi="굴림" w:cs="굴림"/>
@@ -3485,7 +3409,6 @@
                         </w:rPr>
                         <w:tab/>
                       </w:r>
-                      <w:proofErr w:type="spellStart"/>
                       <w:r>
                         <w:rPr>
                           <w:rFonts w:ascii="굴림" w:eastAsia="굴림" w:hAnsi="굴림" w:cs="굴림" w:hint="eastAsia"/>
@@ -3496,7 +3419,6 @@
                         </w:rPr>
                         <w:t>WebAPI</w:t>
                       </w:r>
-                      <w:proofErr w:type="spellEnd"/>
                       <w:r>
                         <w:rPr>
                           <w:rFonts w:ascii="굴림" w:eastAsia="굴림" w:hAnsi="굴림" w:cs="굴림" w:hint="eastAsia"/>
@@ -3712,7 +3634,6 @@
         </w:rPr>
         <w:t xml:space="preserve"> </w:t>
       </w:r>
-      <w:proofErr w:type="spellStart"/>
       <w:r>
         <w:rPr>
           <w:rFonts w:ascii="Verdana" w:eastAsia="굴림" w:hAnsi="Verdana" w:cs="굴림" w:hint="eastAsia"/>
@@ -3723,7 +3644,6 @@
         </w:rPr>
         <w:t>투썸플레이스</w:t>
       </w:r>
-      <w:proofErr w:type="spellEnd"/>
       <w:r>
         <w:rPr>
           <w:rFonts w:ascii="Verdana" w:eastAsia="굴림" w:hAnsi="Verdana" w:cs="굴림" w:hint="eastAsia"/>
@@ -4089,19 +4009,8 @@
           <w:szCs w:val="18"/>
         </w:rPr>
         <w:br/>
-      </w:r>
-      <w:proofErr w:type="spellStart"/>
-      <w:r>
-        <w:rPr>
-          <w:rFonts w:ascii="Verdana" w:eastAsia="굴림" w:hAnsi="Verdana" w:cs="굴림"/>
-          <w:color w:val="333333"/>
-          <w:kern w:val="0"/>
-          <w:sz w:val="18"/>
-          <w:szCs w:val="18"/>
-        </w:rPr>
         <w:t>WebAPI</w:t>
       </w:r>
-      <w:proofErr w:type="spellEnd"/>
       <w:r>
         <w:rPr>
           <w:rFonts w:ascii="Verdana" w:eastAsia="굴림" w:hAnsi="Verdana" w:cs="굴림"/>
@@ -4727,7 +4636,7 @@
         <mc:AlternateContent>
           <mc:Choice Requires="wps">
             <w:drawing>
-              <wp:anchor distT="0" distB="0" distL="114300" distR="114300" simplePos="0" relativeHeight="251673600" behindDoc="0" locked="0" layoutInCell="1" allowOverlap="1" wp14:anchorId="313280C2" wp14:editId="79824DBE">
+              <wp:anchor distT="0" distB="0" distL="114300" distR="114300" simplePos="0" relativeHeight="251673600" behindDoc="0" locked="0" layoutInCell="1" allowOverlap="1" wp14:anchorId="4AB7E985" wp14:editId="0C867421">
                 <wp:simplePos x="0" y="0"/>
                 <wp:positionH relativeFrom="margin">
                   <wp:posOffset>453390</wp:posOffset>
@@ -4814,7 +4723,7 @@
           </mc:Choice>
           <mc:Fallback>
             <w:pict>
-              <v:rect w14:anchorId="115AC4E1" id="직사각형 8" o:spid="_x0000_s1026" style="position:absolute;left:0;text-align:left;margin-left:35.7pt;margin-top:34.75pt;width:6in;height:9pt;z-index:251673600;visibility:visible;mso-wrap-style:square;mso-width-percent:0;mso-height-percent:0;mso-wrap-distance-left:9pt;mso-wrap-distance-top:0;mso-wrap-distance-right:9pt;mso-wrap-distance-bottom:0;mso-position-horizontal:absolute;mso-position-horizontal-relative:margin;mso-position-vertical:absolute;mso-position-vertical-relative:text;mso-width-percent:0;mso-height-percent:0;mso-width-relative:page;mso-height-relative:page;v-text-anchor:top" o:gfxdata="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" stroked="f">
+              <v:rect w14:anchorId="3F3D4043" id="직사각형 8" o:spid="_x0000_s1026" style="position:absolute;left:0;text-align:left;margin-left:35.7pt;margin-top:34.75pt;width:6in;height:9pt;z-index:251673600;visibility:visible;mso-wrap-style:square;mso-width-percent:0;mso-height-percent:0;mso-wrap-distance-left:9pt;mso-wrap-distance-top:0;mso-wrap-distance-right:9pt;mso-wrap-distance-bottom:0;mso-position-horizontal:absolute;mso-position-horizontal-relative:margin;mso-position-vertical:absolute;mso-position-vertical-relative:text;mso-width-percent:0;mso-height-percent:0;mso-width-relative:page;mso-height-relative:page;v-text-anchor:top" o:gfxdata="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" stroked="f">
                 <v:fill color2="navy" angle="90" focus="100%" type="gradient"/>
                 <w10:wrap anchorx="margin"/>
               </v:rect>
@@ -4832,7 +4741,7 @@
         </w:numPr>
         <w:ind w:left="200" w:right="200"/>
       </w:pPr>
-      <w:bookmarkStart w:id="48" w:name="_Toc34055083"/>
+      <w:bookmarkStart w:id="48" w:name="_Toc36193066"/>
       <w:r>
         <w:rPr>
           <w:rFonts w:hint="eastAsia"/>
@@ -4900,7 +4809,7 @@
         <mc:AlternateContent>
           <mc:Choice Requires="wps">
             <w:drawing>
-              <wp:anchor distT="0" distB="0" distL="114300" distR="114300" simplePos="0" relativeHeight="251672576" behindDoc="0" locked="0" layoutInCell="1" allowOverlap="1" wp14:anchorId="16ED65DE" wp14:editId="2C69A23B">
+              <wp:anchor distT="0" distB="0" distL="114300" distR="114300" simplePos="0" relativeHeight="251672576" behindDoc="0" locked="0" layoutInCell="1" allowOverlap="1" wp14:anchorId="1D21BD2E" wp14:editId="3263411D">
                 <wp:simplePos x="0" y="0"/>
                 <wp:positionH relativeFrom="margin">
                   <wp:align>right</wp:align>
@@ -4987,7 +4896,7 @@
           </mc:Choice>
           <mc:Fallback>
             <w:pict>
-              <v:rect w14:anchorId="357866A8" id="직사각형 15" o:spid="_x0000_s1026" style="position:absolute;left:0;text-align:left;margin-left:380.8pt;margin-top:.75pt;width:6in;height:9pt;z-index:251672576;visibility:visible;mso-wrap-style:square;mso-width-percent:0;mso-height-percent:0;mso-wrap-distance-left:9pt;mso-wrap-distance-top:0;mso-wrap-distance-right:9pt;mso-wrap-distance-bottom:0;mso-position-horizontal:right;mso-position-horizontal-relative:margin;mso-position-vertical:absolute;mso-position-vertical-relative:text;mso-width-percent:0;mso-height-percent:0;mso-width-relative:page;mso-height-relative:page;v-text-anchor:top" o:gfxdata="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" stroked="f">
+              <v:rect w14:anchorId="5C3867AE" id="직사각형 15" o:spid="_x0000_s1026" style="position:absolute;left:0;text-align:left;margin-left:380.8pt;margin-top:.75pt;width:6in;height:9pt;z-index:251672576;visibility:visible;mso-wrap-style:square;mso-width-percent:0;mso-height-percent:0;mso-wrap-distance-left:9pt;mso-wrap-distance-top:0;mso-wrap-distance-right:9pt;mso-wrap-distance-bottom:0;mso-position-horizontal:right;mso-position-horizontal-relative:margin;mso-position-vertical:absolute;mso-position-vertical-relative:text;mso-width-percent:0;mso-height-percent:0;mso-width-relative:page;mso-height-relative:page;v-text-anchor:top" o:gfxdata="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" stroked="f">
                 <v:fill color2="navy" angle="90" focus="100%" type="gradient"/>
                 <w10:wrap anchorx="margin"/>
               </v:rect>
@@ -5024,7 +4933,7 @@
       </w:pPr>
       <w:r>
         <w:pict>
-          <v:shape id="그림 17" o:spid="_x0000_i1074" type="#_x0000_t75" alt="BD21312_" style="width:11.55pt;height:11.55pt;visibility:visible;mso-wrap-style:square">
+          <v:shape id="그림 17" o:spid="_x0000_i1025" type="#_x0000_t75" alt="BD21312_" style="width:11.55pt;height:11.55pt;visibility:visible">
             <v:imagedata r:id="rId16" o:title="BD21312_"/>
           </v:shape>
         </w:pict>
@@ -5078,7 +4987,7 @@
       </w:pPr>
       <w:r>
         <w:pict>
-          <v:shape id="그림 21" o:spid="_x0000_i1075" type="#_x0000_t75" alt="BD21312_" style="width:11.55pt;height:11.55pt;visibility:visible;mso-wrap-style:square">
+          <v:shape id="그림 21" o:spid="_x0000_i1026" type="#_x0000_t75" alt="BD21312_" style="width:11.55pt;height:11.55pt;visibility:visible">
             <v:imagedata r:id="rId16" o:title="BD21312_"/>
           </v:shape>
         </w:pict>
@@ -5086,42 +4995,12 @@
       <w:r>
         <w:tab/>
       </w:r>
-      <w:proofErr w:type="spellStart"/>
       <w:r>
         <w:rPr>
           <w:rFonts w:hint="eastAsia"/>
         </w:rPr>
-        <w:t>apk</w:t>
-      </w:r>
-      <w:proofErr w:type="spellEnd"/>
-      <w:r>
-        <w:rPr>
-          <w:rFonts w:hint="eastAsia"/>
-        </w:rPr>
-        <w:t xml:space="preserve">, </w:t>
-      </w:r>
-      <w:proofErr w:type="spellStart"/>
-      <w:r>
-        <w:rPr>
-          <w:rFonts w:hint="eastAsia"/>
-        </w:rPr>
-        <w:t>ipa</w:t>
-      </w:r>
-      <w:proofErr w:type="spellEnd"/>
-      <w:r>
-        <w:rPr>
-          <w:rFonts w:hint="eastAsia"/>
-        </w:rPr>
-        <w:t xml:space="preserve">, </w:t>
-      </w:r>
-      <w:proofErr w:type="spellStart"/>
-      <w:r>
-        <w:rPr>
-          <w:rFonts w:hint="eastAsia"/>
-        </w:rPr>
-        <w:t>plist</w:t>
-      </w:r>
-      <w:proofErr w:type="spellEnd"/>
+        <w:t>apk, ipa, plist</w:t>
+      </w:r>
     </w:p>
     <w:p>
       <w:pPr>
@@ -5132,7 +5011,7 @@
           <w:noProof/>
         </w:rPr>
         <w:drawing>
-          <wp:inline distT="0" distB="0" distL="0" distR="0" wp14:anchorId="6B818E31" wp14:editId="6438E90E">
+          <wp:inline distT="0" distB="0" distL="0" distR="0" wp14:anchorId="24C5C03E" wp14:editId="516CC1AC">
             <wp:extent cx="146685" cy="146685"/>
             <wp:effectExtent l="0" t="0" r="5715" b="5715"/>
             <wp:docPr id="22" name="그림 22" descr="BD21312_"/>
@@ -5186,11 +5065,9 @@
       <w:r>
         <w:t xml:space="preserve">app.html, </w:t>
       </w:r>
-      <w:proofErr w:type="spellStart"/>
       <w:r>
         <w:t>mLogin.jsp</w:t>
       </w:r>
-      <w:proofErr w:type="spellEnd"/>
       <w:r>
         <w:t xml:space="preserve">, </w:t>
       </w:r>
@@ -5234,7 +5111,7 @@
           <w:numId w:val="14"/>
         </w:numPr>
       </w:pPr>
-      <w:bookmarkStart w:id="49" w:name="_Toc34055084"/>
+      <w:bookmarkStart w:id="49" w:name="_Toc36193067"/>
       <w:r>
         <w:rPr>
           <w:rFonts w:hint="eastAsia"/>
@@ -5269,13 +5146,8 @@
         </w:rPr>
         <w:t xml:space="preserve">프로젝트의 </w:t>
       </w:r>
-      <w:proofErr w:type="spellStart"/>
-      <w:r>
-        <w:t>mobileDownloadPage</w:t>
-      </w:r>
-      <w:proofErr w:type="spellEnd"/>
-      <w:r>
-        <w:t xml:space="preserve"> </w:t>
+      <w:r>
+        <w:t xml:space="preserve">mobileDownloadPage </w:t>
       </w:r>
       <w:r>
         <w:rPr>
@@ -5291,14 +5163,7 @@
       </w:r>
       <w:r>
         <w:br/>
-      </w:r>
-      <w:proofErr w:type="spellStart"/>
-      <w:r>
-        <w:t>fileroot</w:t>
-      </w:r>
-      <w:proofErr w:type="spellEnd"/>
-      <w:r>
-        <w:t xml:space="preserve"> </w:t>
+        <w:t xml:space="preserve">fileroot </w:t>
       </w:r>
       <w:r>
         <w:rPr>
@@ -5319,7 +5184,7 @@
           <w:noProof/>
         </w:rPr>
         <w:drawing>
-          <wp:inline distT="0" distB="0" distL="0" distR="0" wp14:anchorId="7651B6A4" wp14:editId="37D8BBBF">
+          <wp:inline distT="0" distB="0" distL="0" distR="0" wp14:anchorId="544EB155" wp14:editId="69F5FF84">
             <wp:extent cx="5940425" cy="2503170"/>
             <wp:effectExtent l="0" t="0" r="3175" b="0"/>
             <wp:docPr id="23" name="그림 23"/>
@@ -5359,38 +5224,33 @@
       </w:r>
     </w:p>
     <w:p>
-      <w:proofErr w:type="spellStart"/>
       <w:r>
         <w:t>fileroot</w:t>
       </w:r>
-      <w:proofErr w:type="spellEnd"/>
       <w:r>
         <w:rPr>
           <w:rFonts w:hint="eastAsia"/>
         </w:rPr>
         <w:t xml:space="preserve"> 폴더가 없다면 </w:t>
       </w:r>
-      <w:proofErr w:type="spellStart"/>
-      <w:r>
-        <w:t>mkdir</w:t>
-      </w:r>
-      <w:proofErr w:type="spellEnd"/>
-      <w:r>
-        <w:t xml:space="preserve"> -p /volumes/shared/</w:t>
-      </w:r>
-      <w:proofErr w:type="spellStart"/>
-      <w:r>
-        <w:t>ezFlow</w:t>
-      </w:r>
-      <w:proofErr w:type="spellEnd"/>
-      <w:r>
-        <w:t>/</w:t>
-      </w:r>
-      <w:proofErr w:type="spellStart"/>
-      <w:r>
-        <w:t>fileroot</w:t>
-      </w:r>
-      <w:proofErr w:type="spellEnd"/>
+      <w:r>
+        <w:t xml:space="preserve">mkdir -p /volumes/shared/ezFlow/fileroot </w:t>
+      </w:r>
+      <w:r>
+        <w:rPr>
+          <w:rFonts w:hint="eastAsia"/>
+        </w:rPr>
+        <w:t>명령어로 생성 후</w:t>
+      </w:r>
+      <w:r>
+        <w:br/>
+      </w:r>
+      <w:r>
+        <w:rPr>
+          <w:rFonts w:hint="eastAsia"/>
+        </w:rPr>
+        <w:t>webapps/ROOT</w:t>
+      </w:r>
       <w:r>
         <w:t xml:space="preserve"> </w:t>
       </w:r>
@@ -5398,58 +5258,16 @@
         <w:rPr>
           <w:rFonts w:hint="eastAsia"/>
         </w:rPr>
-        <w:t>명령어로 생성 후</w:t>
-      </w:r>
-      <w:r>
-        <w:br/>
-      </w:r>
-      <w:proofErr w:type="spellStart"/>
+        <w:t>위치에 fileroot</w:t>
+      </w:r>
+      <w:r>
+        <w:t xml:space="preserve"> </w:t>
+      </w:r>
       <w:r>
         <w:rPr>
           <w:rFonts w:hint="eastAsia"/>
         </w:rPr>
-        <w:t>webapps</w:t>
-      </w:r>
-      <w:proofErr w:type="spellEnd"/>
-      <w:r>
-        <w:rPr>
-          <w:rFonts w:hint="eastAsia"/>
-        </w:rPr>
-        <w:t>/ROOT</w:t>
-      </w:r>
-      <w:r>
-        <w:t xml:space="preserve"> </w:t>
-      </w:r>
-      <w:r>
-        <w:rPr>
-          <w:rFonts w:hint="eastAsia"/>
-        </w:rPr>
-        <w:t xml:space="preserve">위치에 </w:t>
-      </w:r>
-      <w:proofErr w:type="spellStart"/>
-      <w:r>
-        <w:rPr>
-          <w:rFonts w:hint="eastAsia"/>
-        </w:rPr>
-        <w:t>fileroot</w:t>
-      </w:r>
-      <w:proofErr w:type="spellEnd"/>
-      <w:r>
-        <w:t xml:space="preserve"> </w:t>
-      </w:r>
-      <w:proofErr w:type="spellStart"/>
-      <w:r>
-        <w:rPr>
-          <w:rFonts w:hint="eastAsia"/>
-        </w:rPr>
-        <w:t>심볼릭</w:t>
-      </w:r>
-      <w:proofErr w:type="spellEnd"/>
-      <w:r>
-        <w:rPr>
-          <w:rFonts w:hint="eastAsia"/>
-        </w:rPr>
-        <w:t xml:space="preserve"> 링크를 걸어준다.</w:t>
+        <w:t>심볼릭 링크를 걸어준다.</w:t>
       </w:r>
     </w:p>
     <w:p/>
@@ -5459,7 +5277,7 @@
           <w:noProof/>
         </w:rPr>
         <w:drawing>
-          <wp:inline distT="0" distB="0" distL="0" distR="0" wp14:anchorId="10A76622" wp14:editId="0105CE5E">
+          <wp:inline distT="0" distB="0" distL="0" distR="0" wp14:anchorId="1D584B8A" wp14:editId="5F56A5C7">
             <wp:extent cx="5940425" cy="1549400"/>
             <wp:effectExtent l="0" t="0" r="3175" b="0"/>
             <wp:docPr id="24" name="그림 24"/>
@@ -5512,33 +5330,14 @@
         </w:rPr>
         <w:t xml:space="preserve">을 </w:t>
       </w:r>
-      <w:proofErr w:type="spellStart"/>
-      <w:r>
-        <w:t>webapps</w:t>
-      </w:r>
-      <w:proofErr w:type="spellEnd"/>
-      <w:r>
-        <w:t xml:space="preserve">/ROOT </w:t>
+      <w:r>
+        <w:t xml:space="preserve">webapps/ROOT </w:t>
       </w:r>
       <w:r>
         <w:rPr>
           <w:rFonts w:hint="eastAsia"/>
         </w:rPr>
-        <w:t xml:space="preserve">위치로 </w:t>
-      </w:r>
-      <w:proofErr w:type="spellStart"/>
-      <w:r>
-        <w:rPr>
-          <w:rFonts w:hint="eastAsia"/>
-        </w:rPr>
-        <w:t>심볼릭</w:t>
-      </w:r>
-      <w:proofErr w:type="spellEnd"/>
-      <w:r>
-        <w:rPr>
-          <w:rFonts w:hint="eastAsia"/>
-        </w:rPr>
-        <w:t xml:space="preserve"> 링크를 걸어준다.</w:t>
+        <w:t>위치로 심볼릭 링크를 걸어준다.</w:t>
       </w:r>
     </w:p>
     <w:p>
@@ -5549,7 +5348,7 @@
         </w:rPr>
         <w:lastRenderedPageBreak/>
         <w:drawing>
-          <wp:inline distT="0" distB="0" distL="0" distR="0" wp14:anchorId="56CA9F79" wp14:editId="3654CF0F">
+          <wp:inline distT="0" distB="0" distL="0" distR="0" wp14:anchorId="1A22A96C" wp14:editId="3ECA5DD0">
             <wp:extent cx="5943600" cy="2103120"/>
             <wp:effectExtent l="0" t="0" r="0" b="0"/>
             <wp:docPr id="26" name="그림 26"/>
@@ -5607,32 +5406,13 @@
         <w:t xml:space="preserve">최종적으로 ROOT 폴더는 </w:t>
       </w:r>
       <w:r>
-        <w:t xml:space="preserve">app.html, </w:t>
-      </w:r>
-      <w:proofErr w:type="spellStart"/>
-      <w:r>
-        <w:t>fileroot</w:t>
-      </w:r>
-      <w:proofErr w:type="spellEnd"/>
+        <w:t>app.html, fileroot</w:t>
+      </w:r>
       <w:r>
         <w:rPr>
           <w:rFonts w:hint="eastAsia"/>
         </w:rPr>
-        <w:t xml:space="preserve"> </w:t>
-      </w:r>
-      <w:proofErr w:type="spellStart"/>
-      <w:r>
-        <w:rPr>
-          <w:rFonts w:hint="eastAsia"/>
-        </w:rPr>
-        <w:t>심볼릭</w:t>
-      </w:r>
-      <w:proofErr w:type="spellEnd"/>
-      <w:r>
-        <w:rPr>
-          <w:rFonts w:hint="eastAsia"/>
-        </w:rPr>
-        <w:t xml:space="preserve"> 링</w:t>
+        <w:t xml:space="preserve"> 심볼릭 링</w:t>
       </w:r>
       <w:r>
         <w:rPr>
@@ -5655,44 +5435,14 @@
           <w:numId w:val="14"/>
         </w:numPr>
       </w:pPr>
-      <w:bookmarkStart w:id="50" w:name="_Toc34055085"/>
-      <w:proofErr w:type="spellStart"/>
+      <w:bookmarkStart w:id="50" w:name="_Toc36193068"/>
       <w:r>
         <w:rPr>
           <w:rFonts w:hint="eastAsia"/>
         </w:rPr>
-        <w:t>apk</w:t>
-      </w:r>
-      <w:proofErr w:type="spellEnd"/>
-      <w:r>
-        <w:rPr>
-          <w:rFonts w:hint="eastAsia"/>
-        </w:rPr>
-        <w:t xml:space="preserve">, </w:t>
-      </w:r>
-      <w:proofErr w:type="spellStart"/>
-      <w:r>
-        <w:rPr>
-          <w:rFonts w:hint="eastAsia"/>
-        </w:rPr>
-        <w:t>ipa</w:t>
-      </w:r>
-      <w:proofErr w:type="spellEnd"/>
-      <w:r>
-        <w:rPr>
-          <w:rFonts w:hint="eastAsia"/>
-        </w:rPr>
-        <w:t xml:space="preserve">, </w:t>
-      </w:r>
-      <w:proofErr w:type="spellStart"/>
-      <w:r>
-        <w:rPr>
-          <w:rFonts w:hint="eastAsia"/>
-        </w:rPr>
-        <w:t>plist</w:t>
+        <w:t>apk, ipa, plist</w:t>
       </w:r>
       <w:bookmarkEnd w:id="50"/>
-      <w:proofErr w:type="spellEnd"/>
     </w:p>
     <w:p>
       <w:pPr>
@@ -5712,25 +5462,7 @@
           <w:sz w:val="18"/>
           <w:szCs w:val="18"/>
         </w:rPr>
-        <w:t xml:space="preserve">위에서 </w:t>
-      </w:r>
-      <w:proofErr w:type="spellStart"/>
-      <w:r>
-        <w:rPr>
-          <w:rFonts w:ascii="굴림" w:eastAsia="굴림" w:hAnsi="굴림" w:hint="eastAsia"/>
-          <w:sz w:val="18"/>
-          <w:szCs w:val="18"/>
-        </w:rPr>
-        <w:t>업로드된</w:t>
-      </w:r>
-      <w:proofErr w:type="spellEnd"/>
-      <w:r>
-        <w:rPr>
-          <w:rFonts w:ascii="굴림" w:eastAsia="굴림" w:hAnsi="굴림" w:hint="eastAsia"/>
-          <w:sz w:val="18"/>
-          <w:szCs w:val="18"/>
-        </w:rPr>
-        <w:t xml:space="preserve"> 앱 파일들은 한국경제신문 사이트 것이므로 기존 모두 삭제한다.</w:t>
+        <w:t>위에서 업로드된 앱 파일들은 한국경제신문 사이트 것이므로 기존 모두 삭제한다.</w:t>
       </w:r>
     </w:p>
     <w:p>
@@ -5745,121 +5477,29 @@
           <w:szCs w:val="18"/>
         </w:rPr>
       </w:pPr>
-      <w:proofErr w:type="spellStart"/>
       <w:r>
         <w:rPr>
           <w:rFonts w:ascii="굴림" w:eastAsia="굴림" w:hAnsi="굴림" w:hint="eastAsia"/>
           <w:sz w:val="18"/>
           <w:szCs w:val="18"/>
         </w:rPr>
-        <w:t>rm</w:t>
-      </w:r>
-      <w:proofErr w:type="spellEnd"/>
+        <w:t>rm /volumes/shared/ezFlow/fileroot/mobile/*</w:t>
+      </w:r>
+      <w:r>
+        <w:rPr>
+          <w:rFonts w:ascii="굴림" w:eastAsia="굴림" w:hAnsi="굴림"/>
+          <w:sz w:val="18"/>
+          <w:szCs w:val="18"/>
+        </w:rPr>
+        <w:br/>
+      </w:r>
       <w:r>
         <w:rPr>
           <w:rFonts w:ascii="굴림" w:eastAsia="굴림" w:hAnsi="굴림" w:hint="eastAsia"/>
           <w:sz w:val="18"/>
           <w:szCs w:val="18"/>
         </w:rPr>
-        <w:t xml:space="preserve"> /volumes/shared/</w:t>
-      </w:r>
-      <w:proofErr w:type="spellStart"/>
-      <w:r>
-        <w:rPr>
-          <w:rFonts w:ascii="굴림" w:eastAsia="굴림" w:hAnsi="굴림" w:hint="eastAsia"/>
-          <w:sz w:val="18"/>
-          <w:szCs w:val="18"/>
-        </w:rPr>
-        <w:t>ezFlow</w:t>
-      </w:r>
-      <w:proofErr w:type="spellEnd"/>
-      <w:r>
-        <w:rPr>
-          <w:rFonts w:ascii="굴림" w:eastAsia="굴림" w:hAnsi="굴림" w:hint="eastAsia"/>
-          <w:sz w:val="18"/>
-          <w:szCs w:val="18"/>
-        </w:rPr>
-        <w:t>/</w:t>
-      </w:r>
-      <w:proofErr w:type="spellStart"/>
-      <w:r>
-        <w:rPr>
-          <w:rFonts w:ascii="굴림" w:eastAsia="굴림" w:hAnsi="굴림" w:hint="eastAsia"/>
-          <w:sz w:val="18"/>
-          <w:szCs w:val="18"/>
-        </w:rPr>
-        <w:t>fileroot</w:t>
-      </w:r>
-      <w:proofErr w:type="spellEnd"/>
-      <w:r>
-        <w:rPr>
-          <w:rFonts w:ascii="굴림" w:eastAsia="굴림" w:hAnsi="굴림" w:hint="eastAsia"/>
-          <w:sz w:val="18"/>
-          <w:szCs w:val="18"/>
-        </w:rPr>
-        <w:t>/mobile/*</w:t>
-      </w:r>
-      <w:r>
-        <w:rPr>
-          <w:rFonts w:ascii="굴림" w:eastAsia="굴림" w:hAnsi="굴림"/>
-          <w:sz w:val="18"/>
-          <w:szCs w:val="18"/>
-        </w:rPr>
-        <w:br/>
-      </w:r>
-      <w:proofErr w:type="spellStart"/>
-      <w:r>
-        <w:rPr>
-          <w:rFonts w:ascii="굴림" w:eastAsia="굴림" w:hAnsi="굴림" w:hint="eastAsia"/>
-          <w:sz w:val="18"/>
-          <w:szCs w:val="18"/>
-        </w:rPr>
-        <w:t>rm</w:t>
-      </w:r>
-      <w:proofErr w:type="spellEnd"/>
-      <w:r>
-        <w:rPr>
-          <w:rFonts w:ascii="굴림" w:eastAsia="굴림" w:hAnsi="굴림" w:hint="eastAsia"/>
-          <w:sz w:val="18"/>
-          <w:szCs w:val="18"/>
-        </w:rPr>
-        <w:t xml:space="preserve"> /volumes/shared/</w:t>
-      </w:r>
-      <w:proofErr w:type="spellStart"/>
-      <w:r>
-        <w:rPr>
-          <w:rFonts w:ascii="굴림" w:eastAsia="굴림" w:hAnsi="굴림" w:hint="eastAsia"/>
-          <w:sz w:val="18"/>
-          <w:szCs w:val="18"/>
-        </w:rPr>
-        <w:t>ezFlow</w:t>
-      </w:r>
-      <w:proofErr w:type="spellEnd"/>
-      <w:r>
-        <w:rPr>
-          <w:rFonts w:ascii="굴림" w:eastAsia="굴림" w:hAnsi="굴림" w:hint="eastAsia"/>
-          <w:sz w:val="18"/>
-          <w:szCs w:val="18"/>
-        </w:rPr>
-        <w:t>/</w:t>
-      </w:r>
-      <w:proofErr w:type="spellStart"/>
-      <w:r>
-        <w:rPr>
-          <w:rFonts w:ascii="굴림" w:eastAsia="굴림" w:hAnsi="굴림" w:hint="eastAsia"/>
-          <w:sz w:val="18"/>
-          <w:szCs w:val="18"/>
-        </w:rPr>
-        <w:t>fileroot</w:t>
-      </w:r>
-      <w:proofErr w:type="spellEnd"/>
-      <w:r>
-        <w:rPr>
-          <w:rFonts w:ascii="굴림" w:eastAsia="굴림" w:hAnsi="굴림" w:hint="eastAsia"/>
-          <w:sz w:val="18"/>
-          <w:szCs w:val="18"/>
-        </w:rPr>
-        <w:t>/talk/*</w:t>
+        <w:t>rm /volumes/shared/ezFlow/fileroot/talk/*</w:t>
       </w:r>
       <w:r>
         <w:rPr>
@@ -5890,136 +5530,86 @@
         </w:rPr>
         <w:t xml:space="preserve">모바일 솔루션팀에서 전달받은 </w:t>
       </w:r>
-      <w:proofErr w:type="spellStart"/>
       <w:r>
         <w:rPr>
           <w:rFonts w:ascii="굴림" w:eastAsia="굴림" w:hAnsi="굴림"/>
           <w:sz w:val="18"/>
           <w:szCs w:val="18"/>
         </w:rPr>
-        <w:t>apk</w:t>
-      </w:r>
-      <w:proofErr w:type="spellEnd"/>
+        <w:t>apk, ipa, plist</w:t>
+      </w:r>
+      <w:r>
+        <w:rPr>
+          <w:rFonts w:ascii="굴림" w:eastAsia="굴림" w:hAnsi="굴림" w:hint="eastAsia"/>
+          <w:sz w:val="18"/>
+          <w:szCs w:val="18"/>
+        </w:rPr>
+        <w:t>를</w:t>
+      </w:r>
+      <w:r>
+        <w:rPr>
+          <w:rFonts w:ascii="굴림" w:eastAsia="굴림" w:hAnsi="굴림" w:hint="eastAsia"/>
+          <w:sz w:val="18"/>
+          <w:szCs w:val="18"/>
+        </w:rPr>
+        <w:t xml:space="preserve"> 앱 종류에 맞게 업로드한다.</w:t>
+      </w:r>
       <w:r>
         <w:rPr>
           <w:rFonts w:ascii="굴림" w:eastAsia="굴림" w:hAnsi="굴림"/>
           <w:sz w:val="18"/>
           <w:szCs w:val="18"/>
         </w:rPr>
-        <w:t xml:space="preserve">, </w:t>
-      </w:r>
-      <w:proofErr w:type="spellStart"/>
+        <w:br/>
+      </w:r>
+      <w:r>
+        <w:rPr>
+          <w:rFonts w:ascii="굴림" w:eastAsia="굴림" w:hAnsi="굴림" w:hint="eastAsia"/>
+          <w:sz w:val="18"/>
+          <w:szCs w:val="18"/>
+        </w:rPr>
+        <w:t xml:space="preserve">하이브리드 앱은 </w:t>
+      </w:r>
       <w:r>
         <w:rPr>
           <w:rFonts w:ascii="굴림" w:eastAsia="굴림" w:hAnsi="굴림"/>
           <w:sz w:val="18"/>
           <w:szCs w:val="18"/>
         </w:rPr>
-        <w:t>ipa</w:t>
-      </w:r>
-      <w:proofErr w:type="spellEnd"/>
+        <w:t xml:space="preserve">mobile/ </w:t>
+      </w:r>
+      <w:r>
+        <w:rPr>
+          <w:rFonts w:ascii="굴림" w:eastAsia="굴림" w:hAnsi="굴림" w:hint="eastAsia"/>
+          <w:sz w:val="18"/>
+          <w:szCs w:val="18"/>
+        </w:rPr>
+        <w:t>폴더</w:t>
+      </w:r>
+      <w:r>
+        <w:rPr>
+          <w:rFonts w:ascii="굴림" w:eastAsia="굴림" w:hAnsi="굴림" w:hint="eastAsia"/>
+          <w:sz w:val="18"/>
+          <w:szCs w:val="18"/>
+        </w:rPr>
+        <w:t>에 넣고</w:t>
+      </w:r>
       <w:r>
         <w:rPr>
           <w:rFonts w:ascii="굴림" w:eastAsia="굴림" w:hAnsi="굴림"/>
           <w:sz w:val="18"/>
           <w:szCs w:val="18"/>
         </w:rPr>
-        <w:t xml:space="preserve">, </w:t>
-      </w:r>
-      <w:proofErr w:type="spellStart"/>
-      <w:r>
-        <w:rPr>
-          <w:rFonts w:ascii="굴림" w:eastAsia="굴림" w:hAnsi="굴림"/>
-          <w:sz w:val="18"/>
-          <w:szCs w:val="18"/>
-        </w:rPr>
-        <w:t>plist</w:t>
-      </w:r>
-      <w:proofErr w:type="spellEnd"/>
+        <w:br/>
+      </w:r>
       <w:r>
         <w:rPr>
           <w:rFonts w:ascii="굴림" w:eastAsia="굴림" w:hAnsi="굴림" w:hint="eastAsia"/>
           <w:sz w:val="18"/>
           <w:szCs w:val="18"/>
         </w:rPr>
-        <w:t>를</w:t>
-      </w:r>
-      <w:r>
-        <w:rPr>
-          <w:rFonts w:ascii="굴림" w:eastAsia="굴림" w:hAnsi="굴림" w:hint="eastAsia"/>
-          <w:sz w:val="18"/>
-          <w:szCs w:val="18"/>
-        </w:rPr>
-        <w:t xml:space="preserve"> 앱 종류에 맞게 업로드한다.</w:t>
-      </w:r>
-      <w:r>
-        <w:rPr>
-          <w:rFonts w:ascii="굴림" w:eastAsia="굴림" w:hAnsi="굴림"/>
-          <w:sz w:val="18"/>
-          <w:szCs w:val="18"/>
-        </w:rPr>
-        <w:br/>
-      </w:r>
-      <w:proofErr w:type="spellStart"/>
-      <w:r>
-        <w:rPr>
-          <w:rFonts w:ascii="굴림" w:eastAsia="굴림" w:hAnsi="굴림" w:hint="eastAsia"/>
-          <w:sz w:val="18"/>
-          <w:szCs w:val="18"/>
-        </w:rPr>
-        <w:t>하이브리드</w:t>
-      </w:r>
-      <w:proofErr w:type="spellEnd"/>
-      <w:r>
-        <w:rPr>
-          <w:rFonts w:ascii="굴림" w:eastAsia="굴림" w:hAnsi="굴림" w:hint="eastAsia"/>
-          <w:sz w:val="18"/>
-          <w:szCs w:val="18"/>
-        </w:rPr>
-        <w:t xml:space="preserve"> 앱은 </w:t>
-      </w:r>
-      <w:r>
-        <w:rPr>
-          <w:rFonts w:ascii="굴림" w:eastAsia="굴림" w:hAnsi="굴림"/>
-          <w:sz w:val="18"/>
-          <w:szCs w:val="18"/>
-        </w:rPr>
-        <w:t xml:space="preserve">mobile/ </w:t>
-      </w:r>
-      <w:r>
-        <w:rPr>
-          <w:rFonts w:ascii="굴림" w:eastAsia="굴림" w:hAnsi="굴림" w:hint="eastAsia"/>
-          <w:sz w:val="18"/>
-          <w:szCs w:val="18"/>
-        </w:rPr>
-        <w:t>폴더</w:t>
-      </w:r>
-      <w:r>
-        <w:rPr>
-          <w:rFonts w:ascii="굴림" w:eastAsia="굴림" w:hAnsi="굴림" w:hint="eastAsia"/>
-          <w:sz w:val="18"/>
-          <w:szCs w:val="18"/>
-        </w:rPr>
-        <w:t>에 넣고</w:t>
-      </w:r>
-      <w:r>
-        <w:rPr>
-          <w:rFonts w:ascii="굴림" w:eastAsia="굴림" w:hAnsi="굴림"/>
-          <w:sz w:val="18"/>
-          <w:szCs w:val="18"/>
-        </w:rPr>
-        <w:br/>
-      </w:r>
-      <w:proofErr w:type="spellStart"/>
-      <w:r>
-        <w:rPr>
-          <w:rFonts w:ascii="굴림" w:eastAsia="굴림" w:hAnsi="굴림" w:hint="eastAsia"/>
-          <w:sz w:val="18"/>
-          <w:szCs w:val="18"/>
-        </w:rPr>
         <w:t>메신저앱은</w:t>
       </w:r>
-      <w:proofErr w:type="spellEnd"/>
       <w:r>
         <w:rPr>
           <w:rFonts w:ascii="굴림" w:eastAsia="굴림" w:hAnsi="굴림" w:hint="eastAsia"/>
@@ -6081,7 +5671,7 @@
         <w:autoSpaceDE/>
         <w:autoSpaceDN/>
         <w:rPr>
-          <w:rFonts w:ascii="굴림" w:eastAsia="굴림" w:hAnsi="굴림" w:hint="eastAsia"/>
+          <w:rFonts w:ascii="굴림" w:eastAsia="굴림" w:hAnsi="굴림"/>
           <w:sz w:val="18"/>
           <w:szCs w:val="18"/>
         </w:rPr>
@@ -6129,27 +5719,7 @@
           <w:sz w:val="18"/>
           <w:szCs w:val="18"/>
         </w:rPr>
-        <w:t xml:space="preserve">정보가 </w:t>
-      </w:r>
-      <w:proofErr w:type="spellStart"/>
-      <w:r>
-        <w:rPr>
-          <w:rFonts w:ascii="굴림" w:eastAsia="굴림" w:hAnsi="굴림" w:hint="eastAsia"/>
-          <w:b/>
-          <w:sz w:val="18"/>
-          <w:szCs w:val="18"/>
-        </w:rPr>
-        <w:t>하드코드</w:t>
-      </w:r>
-      <w:proofErr w:type="spellEnd"/>
-      <w:r>
-        <w:rPr>
-          <w:rFonts w:ascii="굴림" w:eastAsia="굴림" w:hAnsi="굴림" w:hint="eastAsia"/>
-          <w:b/>
-          <w:sz w:val="18"/>
-          <w:szCs w:val="18"/>
-        </w:rPr>
-        <w:t xml:space="preserve"> 되어있기 때문이다.</w:t>
+        <w:t>정보가 하드코드 되어있기 때문이다.</w:t>
       </w:r>
       <w:r>
         <w:rPr>
@@ -6166,49 +5736,23 @@
           <w:sz w:val="18"/>
           <w:szCs w:val="18"/>
         </w:rPr>
-        <w:t>업데이트 체크 후 (</w:t>
-      </w:r>
-      <w:proofErr w:type="spellStart"/>
+        <w:t xml:space="preserve">앱이 켜질 때 </w:t>
+      </w:r>
+      <w:r>
+        <w:rPr>
+          <w:rFonts w:ascii="굴림" w:eastAsia="굴림" w:hAnsi="굴림"/>
+          <w:sz w:val="18"/>
+          <w:szCs w:val="18"/>
+        </w:rPr>
+        <w:t>talk_tblversion</w:t>
+      </w:r>
       <w:r>
         <w:rPr>
           <w:rFonts w:ascii="굴림" w:eastAsia="굴림" w:hAnsi="굴림" w:hint="eastAsia"/>
           <w:sz w:val="18"/>
           <w:szCs w:val="18"/>
         </w:rPr>
-        <w:t>ezTalkWebAPI</w:t>
-      </w:r>
-      <w:proofErr w:type="spellEnd"/>
-      <w:r>
-        <w:rPr>
-          <w:rFonts w:ascii="굴림" w:eastAsia="굴림" w:hAnsi="굴림"/>
-          <w:sz w:val="18"/>
-          <w:szCs w:val="18"/>
-        </w:rPr>
-        <w:t xml:space="preserve"> </w:t>
-      </w:r>
-      <w:r>
-        <w:rPr>
-          <w:rFonts w:ascii="굴림" w:eastAsia="굴림" w:hAnsi="굴림" w:hint="eastAsia"/>
-          <w:sz w:val="18"/>
-          <w:szCs w:val="18"/>
-        </w:rPr>
-        <w:t>서버의</w:t>
-      </w:r>
-      <w:r>
-        <w:rPr>
-          <w:rFonts w:ascii="굴림" w:eastAsia="굴림" w:hAnsi="굴림"/>
-          <w:sz w:val="18"/>
-          <w:szCs w:val="18"/>
-        </w:rPr>
-        <w:t xml:space="preserve"> updateprofile.txt </w:t>
-      </w:r>
-      <w:r>
-        <w:rPr>
-          <w:rFonts w:ascii="굴림" w:eastAsia="굴림" w:hAnsi="굴림" w:hint="eastAsia"/>
-          <w:sz w:val="18"/>
-          <w:szCs w:val="18"/>
-        </w:rPr>
-        <w:t>버전 비교)</w:t>
+        <w:t>에서 버전 체크를 한다.</w:t>
       </w:r>
       <w:r>
         <w:rPr>
@@ -6221,11 +5765,19 @@
       </w:r>
       <w:r>
         <w:rPr>
+          <w:rFonts w:ascii="굴림" w:eastAsia="굴림" w:hAnsi="굴림"/>
+          <w:sz w:val="18"/>
+          <w:szCs w:val="18"/>
+        </w:rPr>
+        <w:t>talk_tblversion</w:t>
+      </w:r>
+      <w:r>
+        <w:rPr>
           <w:rFonts w:ascii="굴림" w:eastAsia="굴림" w:hAnsi="굴림" w:hint="eastAsia"/>
           <w:sz w:val="18"/>
           <w:szCs w:val="18"/>
         </w:rPr>
-        <w:t xml:space="preserve">최신 업데이트 파일로 업데이트 </w:t>
+        <w:t xml:space="preserve">에서 안드로이드는 </w:t>
       </w:r>
       <w:r>
         <w:rPr>
@@ -6233,7 +5785,7 @@
           <w:sz w:val="18"/>
           <w:szCs w:val="18"/>
         </w:rPr>
-        <w:t>(</w:t>
+        <w:t xml:space="preserve">ANDROID, </w:t>
       </w:r>
       <w:r>
         <w:rPr>
@@ -6241,7 +5793,15 @@
           <w:sz w:val="18"/>
           <w:szCs w:val="18"/>
         </w:rPr>
-        <w:t>본 문서</w:t>
+        <w:t xml:space="preserve">아이폰은 </w:t>
+      </w:r>
+      <w:r>
+        <w:rPr>
+          <w:rFonts w:ascii="굴림" w:eastAsia="굴림" w:hAnsi="굴림"/>
+          <w:sz w:val="18"/>
+          <w:szCs w:val="18"/>
+        </w:rPr>
+        <w:t>IOS</w:t>
       </w:r>
       <w:r>
         <w:rPr>
@@ -6249,44 +5809,31 @@
           <w:sz w:val="18"/>
           <w:szCs w:val="18"/>
         </w:rPr>
+        <w:t xml:space="preserve">로 버전 정보를 비교하여 더 높으면 </w:t>
+      </w:r>
+      <w:r>
+        <w:rPr>
+          <w:rFonts w:ascii="굴림" w:eastAsia="굴림" w:hAnsi="굴림" w:hint="eastAsia"/>
+          <w:sz w:val="18"/>
+          <w:szCs w:val="18"/>
+        </w:rPr>
+        <w:t>자동 다운로드를 한다.</w:t>
+      </w:r>
+      <w:r>
+        <w:rPr>
+          <w:rFonts w:ascii="굴림" w:eastAsia="굴림" w:hAnsi="굴림"/>
+          <w:sz w:val="18"/>
+          <w:szCs w:val="18"/>
+        </w:rPr>
         <w:t xml:space="preserve"> </w:t>
       </w:r>
-      <w:hyperlink w:anchor="_모바일_메신저_앱" w:history="1">
-        <w:r>
-          <w:rPr>
-            <w:rStyle w:val="a5"/>
-            <w:rFonts w:ascii="굴림" w:eastAsia="굴림" w:hAnsi="굴림" w:hint="eastAsia"/>
-            <w:sz w:val="18"/>
-            <w:szCs w:val="18"/>
-          </w:rPr>
-          <w:t>빌드 요청시 주</w:t>
-        </w:r>
-        <w:r>
-          <w:rPr>
-            <w:rStyle w:val="a5"/>
-            <w:rFonts w:ascii="굴림" w:eastAsia="굴림" w:hAnsi="굴림" w:hint="eastAsia"/>
-            <w:sz w:val="18"/>
-            <w:szCs w:val="18"/>
-          </w:rPr>
-          <w:t>의</w:t>
-        </w:r>
-        <w:r>
-          <w:rPr>
-            <w:rStyle w:val="a5"/>
-            <w:rFonts w:ascii="굴림" w:eastAsia="굴림" w:hAnsi="굴림" w:hint="eastAsia"/>
-            <w:sz w:val="18"/>
-            <w:szCs w:val="18"/>
-          </w:rPr>
-          <w:t>사항</w:t>
-        </w:r>
-      </w:hyperlink>
       <w:r>
         <w:rPr>
           <w:rFonts w:ascii="굴림" w:eastAsia="굴림" w:hAnsi="굴림" w:hint="eastAsia"/>
           <w:sz w:val="18"/>
           <w:szCs w:val="18"/>
         </w:rPr>
-        <w:t xml:space="preserve">에 나오는 업데이트 </w:t>
+        <w:t xml:space="preserve">버전 정보가 </w:t>
       </w:r>
       <w:r>
         <w:rPr>
@@ -6294,7 +5841,7 @@
           <w:sz w:val="18"/>
           <w:szCs w:val="18"/>
         </w:rPr>
-        <w:t xml:space="preserve">URL </w:t>
+        <w:t xml:space="preserve">NULL </w:t>
       </w:r>
       <w:r>
         <w:rPr>
@@ -6302,7 +5849,7 @@
           <w:sz w:val="18"/>
           <w:szCs w:val="18"/>
         </w:rPr>
-        <w:t>항목)</w:t>
+        <w:t>이라면 패스한다.</w:t>
       </w:r>
     </w:p>
     <w:p>
@@ -6312,7 +5859,7 @@
         <w:autoSpaceDE/>
         <w:autoSpaceDN/>
         <w:rPr>
-          <w:rFonts w:ascii="굴림" w:eastAsia="굴림" w:hAnsi="굴림" w:hint="eastAsia"/>
+          <w:rFonts w:ascii="굴림" w:eastAsia="굴림" w:hAnsi="굴림"/>
           <w:sz w:val="18"/>
           <w:szCs w:val="18"/>
         </w:rPr>
@@ -6326,22 +5873,34 @@
           <w:numId w:val="14"/>
         </w:numPr>
       </w:pPr>
-      <w:bookmarkStart w:id="51" w:name="_Toc34055086"/>
-      <w:r>
-        <w:t xml:space="preserve">app.html, </w:t>
-      </w:r>
-      <w:proofErr w:type="spellStart"/>
-      <w:r>
-        <w:t>mLogin.jsp</w:t>
-      </w:r>
-      <w:proofErr w:type="spellEnd"/>
-      <w:r>
-        <w:t>, AppControl.js 수정</w:t>
+      <w:bookmarkStart w:id="51" w:name="_Toc36193069"/>
+      <w:r>
+        <w:t>app.html, mLogin.jsp, AppControl.js 수정</w:t>
       </w:r>
       <w:bookmarkEnd w:id="51"/>
     </w:p>
     <w:p>
       <w:r>
+        <w:rPr>
+          <w:rFonts w:hint="eastAsia"/>
+        </w:rPr>
+        <w:t xml:space="preserve">하이브리드 앱만 </w:t>
+      </w:r>
+      <w:r>
+        <w:rPr>
+          <w:rFonts w:hint="eastAsia"/>
+        </w:rPr>
+        <w:t>상관하는</w:t>
+      </w:r>
+      <w:r>
+        <w:rPr>
+          <w:rFonts w:hint="eastAsia"/>
+        </w:rPr>
+        <w:t xml:space="preserve"> 파일들이다.</w:t>
+      </w:r>
+    </w:p>
+    <w:p>
+      <w:r>
         <w:t>app.html</w:t>
       </w:r>
       <w:r>
@@ -6353,36 +5912,44 @@
       <w:r>
         <w:br/>
       </w:r>
-      <w:proofErr w:type="spellStart"/>
       <w:r>
         <w:rPr>
           <w:rFonts w:hint="eastAsia"/>
         </w:rPr>
         <w:t>mLogin.jsp</w:t>
       </w:r>
-      <w:proofErr w:type="spellEnd"/>
-      <w:r>
-        <w:t xml:space="preserve">, AppControl.js </w:t>
+      <w:r>
+        <w:t xml:space="preserve"> </w:t>
       </w:r>
       <w:r>
         <w:rPr>
           <w:rFonts w:hint="eastAsia"/>
         </w:rPr>
-        <w:t xml:space="preserve">파일 두 개는 </w:t>
-      </w:r>
-      <w:proofErr w:type="spellStart"/>
+        <w:t>파일에는 버전 정보가 있</w:t>
+      </w:r>
       <w:r>
         <w:rPr>
           <w:rFonts w:hint="eastAsia"/>
         </w:rPr>
-        <w:t>하이브리드</w:t>
-      </w:r>
-      <w:proofErr w:type="spellEnd"/>
+        <w:t>으며</w:t>
+      </w:r>
+      <w:r>
+        <w:br/>
+      </w:r>
       <w:r>
         <w:rPr>
           <w:rFonts w:hint="eastAsia"/>
         </w:rPr>
-        <w:t xml:space="preserve"> 앱에서 자동업데이트 관련된 정보를 담고 있다.</w:t>
+        <w:t xml:space="preserve">자동 업데이트는 </w:t>
+      </w:r>
+      <w:r>
+        <w:t xml:space="preserve">AppControl.js </w:t>
+      </w:r>
+      <w:r>
+        <w:rPr>
+          <w:rFonts w:hint="eastAsia"/>
+        </w:rPr>
+        <w:t>파일이 담당한다.</w:t>
       </w:r>
     </w:p>
     <w:p>
@@ -6398,7 +5965,7 @@
         <w:autoSpaceDN/>
         <w:ind w:leftChars="0"/>
         <w:rPr>
-          <w:rFonts w:ascii="굴림" w:eastAsia="굴림" w:hAnsi="굴림"/>
+          <w:rFonts w:ascii="굴림" w:eastAsia="굴림" w:hAnsi="굴림" w:hint="eastAsia"/>
           <w:sz w:val="18"/>
           <w:szCs w:val="18"/>
         </w:rPr>
@@ -6560,7 +6127,7 @@
           <w:szCs w:val="18"/>
         </w:rPr>
         <w:drawing>
-          <wp:inline distT="0" distB="0" distL="0" distR="0" wp14:anchorId="6E98392E" wp14:editId="60D68588">
+          <wp:inline distT="0" distB="0" distL="0" distR="0" wp14:anchorId="747DDCA3" wp14:editId="1B863E85">
             <wp:extent cx="5926455" cy="1612900"/>
             <wp:effectExtent l="0" t="0" r="0" b="6350"/>
             <wp:docPr id="4" name="그림 4"/>
@@ -6608,6 +6175,88 @@
           </wp:inline>
         </w:drawing>
       </w:r>
+      <w:r>
+        <w:rPr>
+          <w:rFonts w:ascii="굴림" w:eastAsia="굴림" w:hAnsi="굴림"/>
+          <w:sz w:val="18"/>
+          <w:szCs w:val="18"/>
+        </w:rPr>
+        <w:br/>
+      </w:r>
+      <w:r>
+        <w:rPr>
+          <w:rFonts w:ascii="굴림" w:eastAsia="굴림" w:hAnsi="굴림" w:hint="eastAsia"/>
+          <w:sz w:val="18"/>
+          <w:szCs w:val="18"/>
+        </w:rPr>
+        <w:t>아이폰</w:t>
+      </w:r>
+      <w:r>
+        <w:rPr>
+          <w:rFonts w:ascii="굴림" w:eastAsia="굴림" w:hAnsi="굴림" w:hint="eastAsia"/>
+          <w:sz w:val="18"/>
+          <w:szCs w:val="18"/>
+        </w:rPr>
+        <w:t>의 링크는</w:t>
+      </w:r>
+      <w:r>
+        <w:rPr>
+          <w:rFonts w:ascii="굴림" w:eastAsia="굴림" w:hAnsi="굴림"/>
+          <w:sz w:val="18"/>
+          <w:szCs w:val="18"/>
+        </w:rPr>
+        <w:t xml:space="preserve"> </w:t>
+      </w:r>
+      <w:r>
+        <w:rPr>
+          <w:rFonts w:ascii="굴림" w:eastAsia="굴림" w:hAnsi="굴림" w:hint="eastAsia"/>
+          <w:sz w:val="18"/>
+          <w:szCs w:val="18"/>
+        </w:rPr>
+        <w:t>무조건</w:t>
+      </w:r>
+      <w:bookmarkStart w:id="52" w:name="_GoBack"/>
+      <w:bookmarkEnd w:id="52"/>
+      <w:r>
+        <w:rPr>
+          <w:rFonts w:ascii="굴림" w:eastAsia="굴림" w:hAnsi="굴림" w:hint="eastAsia"/>
+          <w:sz w:val="18"/>
+          <w:szCs w:val="18"/>
+        </w:rPr>
+        <w:t xml:space="preserve"> </w:t>
+      </w:r>
+      <w:r>
+        <w:rPr>
+          <w:rFonts w:ascii="굴림" w:eastAsia="굴림" w:hAnsi="굴림"/>
+          <w:sz w:val="18"/>
+          <w:szCs w:val="18"/>
+        </w:rPr>
+        <w:t xml:space="preserve">https </w:t>
+      </w:r>
+      <w:r>
+        <w:rPr>
+          <w:rFonts w:ascii="굴림" w:eastAsia="굴림" w:hAnsi="굴림" w:hint="eastAsia"/>
+          <w:sz w:val="18"/>
+          <w:szCs w:val="18"/>
+        </w:rPr>
+        <w:t xml:space="preserve">프로토콜로 </w:t>
+      </w:r>
+      <w:r>
+        <w:rPr>
+          <w:rFonts w:ascii="굴림" w:eastAsia="굴림" w:hAnsi="굴림"/>
+          <w:sz w:val="18"/>
+          <w:szCs w:val="18"/>
+        </w:rPr>
+        <w:t xml:space="preserve">SSL </w:t>
+      </w:r>
+      <w:r>
+        <w:rPr>
+          <w:rFonts w:ascii="굴림" w:eastAsia="굴림" w:hAnsi="굴림" w:hint="eastAsia"/>
+          <w:sz w:val="18"/>
+          <w:szCs w:val="18"/>
+        </w:rPr>
+        <w:t>이 적용 되어야한다.</w:t>
+      </w:r>
     </w:p>
     <w:p>
       <w:pPr>
@@ -6627,7 +6276,6 @@
           <w:szCs w:val="18"/>
         </w:rPr>
       </w:pPr>
-      <w:proofErr w:type="spellStart"/>
       <w:r>
         <w:rPr>
           <w:rFonts w:ascii="굴림" w:eastAsia="굴림" w:hAnsi="굴림"/>
@@ -6637,7 +6285,6 @@
         </w:rPr>
         <w:t>mLogin.jsp</w:t>
       </w:r>
-      <w:proofErr w:type="spellEnd"/>
       <w:r>
         <w:rPr>
           <w:rFonts w:ascii="굴림" w:eastAsia="굴림" w:hAnsi="굴림"/>
@@ -6645,36 +6292,56 @@
           <w:szCs w:val="18"/>
         </w:rPr>
         <w:br/>
-        <w:t>WEB-INF/</w:t>
-      </w:r>
-      <w:proofErr w:type="spellStart"/>
+        <w:t>WEB-INF/jsp/user/login/mLogin.jsp</w:t>
+      </w:r>
       <w:r>
         <w:rPr>
           <w:rFonts w:ascii="굴림" w:eastAsia="굴림" w:hAnsi="굴림"/>
           <w:sz w:val="18"/>
           <w:szCs w:val="18"/>
         </w:rPr>
-        <w:t>jsp</w:t>
-      </w:r>
-      <w:proofErr w:type="spellEnd"/>
+        <w:br/>
+      </w:r>
+      <w:r>
+        <w:rPr>
+          <w:rFonts w:ascii="굴림" w:eastAsia="굴림" w:hAnsi="굴림" w:hint="eastAsia"/>
+          <w:sz w:val="18"/>
+          <w:szCs w:val="18"/>
+        </w:rPr>
+        <w:t xml:space="preserve">맨 끝 부분의 </w:t>
+      </w:r>
       <w:r>
         <w:rPr>
           <w:rFonts w:ascii="굴림" w:eastAsia="굴림" w:hAnsi="굴림"/>
           <w:sz w:val="18"/>
           <w:szCs w:val="18"/>
         </w:rPr>
-        <w:t>/user/login/</w:t>
-      </w:r>
-      <w:proofErr w:type="spellStart"/>
+        <w:t xml:space="preserve">androidNewVersoin </w:t>
+      </w:r>
+      <w:r>
+        <w:rPr>
+          <w:rFonts w:ascii="굴림" w:eastAsia="굴림" w:hAnsi="굴림" w:hint="eastAsia"/>
+          <w:sz w:val="18"/>
+          <w:szCs w:val="18"/>
+        </w:rPr>
+        <w:t xml:space="preserve">및 </w:t>
+      </w:r>
       <w:r>
         <w:rPr>
           <w:rFonts w:ascii="굴림" w:eastAsia="굴림" w:hAnsi="굴림"/>
           <w:sz w:val="18"/>
           <w:szCs w:val="18"/>
         </w:rPr>
-        <w:t>mLogin.jsp</w:t>
-      </w:r>
-      <w:proofErr w:type="spellEnd"/>
+        <w:t>iosNewVersion</w:t>
+      </w:r>
+      <w:r>
+        <w:rPr>
+          <w:rFonts w:ascii="굴림" w:eastAsia="굴림" w:hAnsi="굴림" w:hint="eastAsia"/>
+          <w:sz w:val="18"/>
+          <w:szCs w:val="18"/>
+        </w:rPr>
+        <w:t>을 현재 하이브리드 앱 버전으로 수정한다.</w:t>
+      </w:r>
       <w:r>
         <w:rPr>
           <w:rFonts w:ascii="굴림" w:eastAsia="굴림" w:hAnsi="굴림"/>
@@ -6685,88 +6352,10 @@
       </w:r>
       <w:r>
         <w:rPr>
-          <w:rFonts w:ascii="굴림" w:eastAsia="굴림" w:hAnsi="굴림" w:hint="eastAsia"/>
-          <w:sz w:val="18"/>
-          <w:szCs w:val="18"/>
-        </w:rPr>
-        <w:t xml:space="preserve">맨 끝 부분의 </w:t>
-      </w:r>
-      <w:proofErr w:type="spellStart"/>
-      <w:r>
-        <w:rPr>
-          <w:rFonts w:ascii="굴림" w:eastAsia="굴림" w:hAnsi="굴림"/>
-          <w:sz w:val="18"/>
-          <w:szCs w:val="18"/>
-        </w:rPr>
-        <w:t>androidNewVersoin</w:t>
-      </w:r>
-      <w:proofErr w:type="spellEnd"/>
-      <w:r>
-        <w:rPr>
-          <w:rFonts w:ascii="굴림" w:eastAsia="굴림" w:hAnsi="굴림"/>
-          <w:sz w:val="18"/>
-          <w:szCs w:val="18"/>
-        </w:rPr>
-        <w:t xml:space="preserve"> </w:t>
-      </w:r>
-      <w:r>
-        <w:rPr>
-          <w:rFonts w:ascii="굴림" w:eastAsia="굴림" w:hAnsi="굴림" w:hint="eastAsia"/>
-          <w:sz w:val="18"/>
-          <w:szCs w:val="18"/>
-        </w:rPr>
-        <w:t xml:space="preserve">및 </w:t>
-      </w:r>
-      <w:proofErr w:type="spellStart"/>
-      <w:r>
-        <w:rPr>
-          <w:rFonts w:ascii="굴림" w:eastAsia="굴림" w:hAnsi="굴림"/>
-          <w:sz w:val="18"/>
-          <w:szCs w:val="18"/>
-        </w:rPr>
-        <w:t>iosNewVersion</w:t>
-      </w:r>
-      <w:proofErr w:type="spellEnd"/>
-      <w:r>
-        <w:rPr>
-          <w:rFonts w:ascii="굴림" w:eastAsia="굴림" w:hAnsi="굴림" w:hint="eastAsia"/>
-          <w:sz w:val="18"/>
-          <w:szCs w:val="18"/>
-        </w:rPr>
-        <w:t xml:space="preserve">을 현재 </w:t>
-      </w:r>
-      <w:proofErr w:type="spellStart"/>
-      <w:r>
-        <w:rPr>
-          <w:rFonts w:ascii="굴림" w:eastAsia="굴림" w:hAnsi="굴림" w:hint="eastAsia"/>
-          <w:sz w:val="18"/>
-          <w:szCs w:val="18"/>
-        </w:rPr>
-        <w:t>하이브리드</w:t>
-      </w:r>
-      <w:proofErr w:type="spellEnd"/>
-      <w:r>
-        <w:rPr>
-          <w:rFonts w:ascii="굴림" w:eastAsia="굴림" w:hAnsi="굴림" w:hint="eastAsia"/>
-          <w:sz w:val="18"/>
-          <w:szCs w:val="18"/>
-        </w:rPr>
-        <w:t xml:space="preserve"> 앱 버전으로 수정한다.</w:t>
-      </w:r>
-      <w:r>
-        <w:rPr>
-          <w:rFonts w:ascii="굴림" w:eastAsia="굴림" w:hAnsi="굴림"/>
-          <w:sz w:val="18"/>
-          <w:szCs w:val="18"/>
-        </w:rPr>
-        <w:br/>
-      </w:r>
-      <w:r>
-        <w:rPr>
           <w:noProof/>
         </w:rPr>
         <w:drawing>
-          <wp:inline distT="0" distB="0" distL="0" distR="0" wp14:anchorId="20CD9AEF" wp14:editId="0ABD8537">
+          <wp:inline distT="0" distB="0" distL="0" distR="0" wp14:anchorId="08193DFA" wp14:editId="4B6B4223">
             <wp:extent cx="5381625" cy="619125"/>
             <wp:effectExtent l="0" t="0" r="9525" b="9525"/>
             <wp:docPr id="35" name="그림 35"/>
@@ -6836,24 +6425,7 @@
           <w:szCs w:val="18"/>
         </w:rPr>
         <w:br/>
-      </w:r>
-      <w:proofErr w:type="spellStart"/>
-      <w:r>
-        <w:rPr>
-          <w:rFonts w:ascii="굴림" w:eastAsia="굴림" w:hAnsi="굴림"/>
-          <w:sz w:val="18"/>
-          <w:szCs w:val="18"/>
-        </w:rPr>
-        <w:t>js</w:t>
-      </w:r>
-      <w:proofErr w:type="spellEnd"/>
-      <w:r>
-        <w:rPr>
-          <w:rFonts w:ascii="굴림" w:eastAsia="굴림" w:hAnsi="굴림"/>
-          <w:sz w:val="18"/>
-          <w:szCs w:val="18"/>
-        </w:rPr>
-        <w:t>/mobile/AppControl.js</w:t>
+        <w:t>js/mobile/AppControl.js</w:t>
       </w:r>
       <w:r>
         <w:rPr>
@@ -6919,25 +6491,7 @@
           <w:sz w:val="18"/>
           <w:szCs w:val="18"/>
         </w:rPr>
-        <w:t xml:space="preserve">에서 </w:t>
-      </w:r>
-      <w:proofErr w:type="spellStart"/>
-      <w:r>
-        <w:rPr>
-          <w:rFonts w:ascii="굴림" w:eastAsia="굴림" w:hAnsi="굴림" w:hint="eastAsia"/>
-          <w:sz w:val="18"/>
-          <w:szCs w:val="18"/>
-        </w:rPr>
-        <w:t>하이브리드</w:t>
-      </w:r>
-      <w:proofErr w:type="spellEnd"/>
-      <w:r>
-        <w:rPr>
-          <w:rFonts w:ascii="굴림" w:eastAsia="굴림" w:hAnsi="굴림" w:hint="eastAsia"/>
-          <w:sz w:val="18"/>
-          <w:szCs w:val="18"/>
-        </w:rPr>
-        <w:t xml:space="preserve"> 앱 다운로드 링크와 동일하게 설정하면 된다.</w:t>
+        <w:t>에서 하이브리드 앱 다운로드 링크와 동일하게 설정하면 된다.</w:t>
       </w:r>
       <w:r>
         <w:rPr>
@@ -6952,7 +6506,7 @@
           <w:noProof/>
         </w:rPr>
         <w:drawing>
-          <wp:inline distT="0" distB="0" distL="0" distR="0" wp14:anchorId="23AC3FE9" wp14:editId="221C9893">
+          <wp:inline distT="0" distB="0" distL="0" distR="0" wp14:anchorId="6CD519E5" wp14:editId="464F5695">
             <wp:extent cx="5940425" cy="431800"/>
             <wp:effectExtent l="0" t="0" r="3175" b="6350"/>
             <wp:docPr id="40" name="그림 40"/>
@@ -7008,28 +6562,18 @@
         <w:autoSpaceDE/>
         <w:autoSpaceDN/>
         <w:rPr>
+          <w:rFonts w:ascii="굴림" w:eastAsia="굴림" w:hAnsi="굴림"/>
+          <w:sz w:val="18"/>
+          <w:szCs w:val="18"/>
+        </w:rPr>
+      </w:pPr>
+      <w:r>
+        <w:rPr>
           <w:rFonts w:ascii="굴림" w:eastAsia="굴림" w:hAnsi="굴림" w:hint="eastAsia"/>
           <w:sz w:val="18"/>
           <w:szCs w:val="18"/>
         </w:rPr>
-      </w:pPr>
-      <w:proofErr w:type="spellStart"/>
-      <w:r>
-        <w:rPr>
-          <w:rFonts w:ascii="굴림" w:eastAsia="굴림" w:hAnsi="굴림" w:hint="eastAsia"/>
-          <w:sz w:val="18"/>
-          <w:szCs w:val="18"/>
-        </w:rPr>
-        <w:t>mLogin.jsp</w:t>
-      </w:r>
-      <w:proofErr w:type="spellEnd"/>
-      <w:r>
-        <w:rPr>
-          <w:rFonts w:ascii="굴림" w:eastAsia="굴림" w:hAnsi="굴림" w:hint="eastAsia"/>
-          <w:sz w:val="18"/>
-          <w:szCs w:val="18"/>
-        </w:rPr>
-        <w:t>에서 가져온 버전 정보와</w:t>
+        <w:t>mLogin.jsp에서 가져온 버전 정보와</w:t>
       </w:r>
     </w:p>
     <w:p>
@@ -7050,43 +6594,15 @@
           <w:sz w:val="18"/>
           <w:szCs w:val="18"/>
         </w:rPr>
-        <w:t xml:space="preserve">현재 </w:t>
-      </w:r>
-      <w:proofErr w:type="spellStart"/>
-      <w:r>
-        <w:rPr>
-          <w:rFonts w:ascii="굴림" w:eastAsia="굴림" w:hAnsi="굴림" w:hint="eastAsia"/>
-          <w:sz w:val="18"/>
-          <w:szCs w:val="18"/>
-        </w:rPr>
-        <w:t>하이브리드</w:t>
-      </w:r>
-      <w:proofErr w:type="spellEnd"/>
-      <w:r>
-        <w:rPr>
-          <w:rFonts w:ascii="굴림" w:eastAsia="굴림" w:hAnsi="굴림" w:hint="eastAsia"/>
-          <w:sz w:val="18"/>
-          <w:szCs w:val="18"/>
-        </w:rPr>
-        <w:t xml:space="preserve"> 앱의 버전을 비교하여 </w:t>
-      </w:r>
-      <w:proofErr w:type="spellStart"/>
+        <w:t xml:space="preserve">현재 하이브리드 앱의 버전을 비교하여 </w:t>
+      </w:r>
       <w:r>
         <w:rPr>
           <w:rFonts w:ascii="굴림" w:eastAsia="굴림" w:hAnsi="굴림"/>
           <w:sz w:val="18"/>
           <w:szCs w:val="18"/>
         </w:rPr>
-        <w:t>mLogin.jsp</w:t>
-      </w:r>
-      <w:proofErr w:type="spellEnd"/>
-      <w:r>
-        <w:rPr>
-          <w:rFonts w:ascii="굴림" w:eastAsia="굴림" w:hAnsi="굴림"/>
-          <w:sz w:val="18"/>
-          <w:szCs w:val="18"/>
-        </w:rPr>
-        <w:t xml:space="preserve"> </w:t>
+        <w:t xml:space="preserve">mLogin.jsp </w:t>
       </w:r>
       <w:r>
         <w:rPr>
@@ -7123,25 +6639,7 @@
           <w:sz w:val="18"/>
           <w:szCs w:val="18"/>
         </w:rPr>
-        <w:t xml:space="preserve">AppControl.js에서 업데이트 경로를 호출해주는 방식으로 자동 업데이트가 </w:t>
-      </w:r>
-      <w:proofErr w:type="spellStart"/>
-      <w:r>
-        <w:rPr>
-          <w:rFonts w:ascii="굴림" w:eastAsia="굴림" w:hAnsi="굴림" w:hint="eastAsia"/>
-          <w:sz w:val="18"/>
-          <w:szCs w:val="18"/>
-        </w:rPr>
-        <w:t>구현돼있다</w:t>
-      </w:r>
-      <w:proofErr w:type="spellEnd"/>
-      <w:r>
-        <w:rPr>
-          <w:rFonts w:ascii="굴림" w:eastAsia="굴림" w:hAnsi="굴림" w:hint="eastAsia"/>
-          <w:sz w:val="18"/>
-          <w:szCs w:val="18"/>
-        </w:rPr>
-        <w:t>.</w:t>
+        <w:t>AppControl.js에서 업데이트 경로를 호출해주는 방식으로 자동 업데이트가 구현돼있다.</w:t>
       </w:r>
     </w:p>
     <w:p>
@@ -7151,13 +6649,11 @@
         <w:autoSpaceDE/>
         <w:autoSpaceDN/>
         <w:rPr>
-          <w:rFonts w:ascii="굴림" w:eastAsia="굴림" w:hAnsi="굴림" w:hint="eastAsia"/>
-          <w:sz w:val="18"/>
-          <w:szCs w:val="18"/>
-        </w:rPr>
-      </w:pPr>
-      <w:bookmarkStart w:id="52" w:name="_GoBack"/>
-      <w:bookmarkEnd w:id="52"/>
+          <w:rFonts w:ascii="굴림" w:eastAsia="굴림" w:hAnsi="굴림"/>
+          <w:sz w:val="18"/>
+          <w:szCs w:val="18"/>
+        </w:rPr>
+      </w:pPr>
     </w:p>
     <w:p>
       <w:pPr>
@@ -7166,28 +6662,26 @@
         <w:autoSpaceDE/>
         <w:autoSpaceDN/>
         <w:rPr>
+          <w:rFonts w:ascii="굴림" w:eastAsia="굴림" w:hAnsi="굴림"/>
+          <w:sz w:val="18"/>
+          <w:szCs w:val="18"/>
+        </w:rPr>
+      </w:pPr>
+      <w:r>
+        <w:rPr>
+          <w:rFonts w:ascii="굴림" w:eastAsia="굴림" w:hAnsi="굴림"/>
+          <w:sz w:val="18"/>
+          <w:szCs w:val="18"/>
+        </w:rPr>
+        <w:t>mLogin.jsp, AppControl</w:t>
+      </w:r>
+      <w:r>
+        <w:rPr>
           <w:rFonts w:ascii="굴림" w:eastAsia="굴림" w:hAnsi="굴림" w:hint="eastAsia"/>
           <w:sz w:val="18"/>
           <w:szCs w:val="18"/>
         </w:rPr>
-      </w:pPr>
-      <w:proofErr w:type="spellStart"/>
-      <w:r>
-        <w:rPr>
-          <w:rFonts w:ascii="굴림" w:eastAsia="굴림" w:hAnsi="굴림"/>
-          <w:sz w:val="18"/>
-          <w:szCs w:val="18"/>
-        </w:rPr>
-        <w:t>mLogin.jsp</w:t>
-      </w:r>
-      <w:proofErr w:type="spellEnd"/>
-      <w:r>
-        <w:rPr>
-          <w:rFonts w:ascii="굴림" w:eastAsia="굴림" w:hAnsi="굴림"/>
-          <w:sz w:val="18"/>
-          <w:szCs w:val="18"/>
-        </w:rPr>
-        <w:t>, AppControl</w:t>
+        <w:t>.js 파일은</w:t>
       </w:r>
       <w:r>
         <w:rPr>
@@ -7195,33 +6689,7 @@
           <w:sz w:val="18"/>
           <w:szCs w:val="18"/>
         </w:rPr>
-        <w:t>.js 파일은</w:t>
-      </w:r>
-      <w:r>
-        <w:rPr>
-          <w:rFonts w:ascii="굴림" w:eastAsia="굴림" w:hAnsi="굴림" w:hint="eastAsia"/>
-          <w:sz w:val="18"/>
-          <w:szCs w:val="18"/>
-        </w:rPr>
-        <w:t xml:space="preserve"> 수정 내역을 사이트 </w:t>
-      </w:r>
-      <w:proofErr w:type="spellStart"/>
-      <w:r>
-        <w:rPr>
-          <w:rFonts w:ascii="굴림" w:eastAsia="굴림" w:hAnsi="굴림" w:hint="eastAsia"/>
-          <w:sz w:val="18"/>
-          <w:szCs w:val="18"/>
-        </w:rPr>
-        <w:t>브랜치에</w:t>
-      </w:r>
-      <w:proofErr w:type="spellEnd"/>
-      <w:r>
-        <w:rPr>
-          <w:rFonts w:ascii="굴림" w:eastAsia="굴림" w:hAnsi="굴림" w:hint="eastAsia"/>
-          <w:sz w:val="18"/>
-          <w:szCs w:val="18"/>
-        </w:rPr>
-        <w:t xml:space="preserve"> 적용한다.</w:t>
+        <w:t xml:space="preserve"> 수정 내역을 사이트 브랜치에 적용한다.</w:t>
       </w:r>
     </w:p>
     <w:p>
@@ -7252,7 +6720,7 @@
         <w:autoSpaceDE/>
         <w:autoSpaceDN/>
         <w:rPr>
-          <w:rFonts w:ascii="굴림" w:eastAsia="굴림" w:hAnsi="굴림" w:hint="eastAsia"/>
+          <w:rFonts w:ascii="굴림" w:eastAsia="굴림" w:hAnsi="굴림"/>
           <w:sz w:val="18"/>
           <w:szCs w:val="18"/>
         </w:rPr>
@@ -7264,15 +6732,15 @@
         <w:ind w:right="200"/>
       </w:pPr>
     </w:p>
-    <w:bookmarkStart w:id="53" w:name="_Toc488328268"/>
-    <w:bookmarkStart w:id="54" w:name="_Toc488328303"/>
-    <w:bookmarkStart w:id="55" w:name="_Toc496545314"/>
     <w:p>
       <w:pPr>
         <w:pStyle w:val="ae"/>
         <w:ind w:right="200"/>
         <w:outlineLvl w:val="9"/>
       </w:pPr>
+      <w:bookmarkStart w:id="53" w:name="_Toc488328268"/>
+      <w:bookmarkStart w:id="54" w:name="_Toc488328303"/>
+      <w:bookmarkStart w:id="55" w:name="_Toc496545314"/>
       <w:r>
         <w:rPr>
           <w:noProof/>
@@ -7280,7 +6748,7 @@
         <mc:AlternateContent>
           <mc:Choice Requires="wps">
             <w:drawing>
-              <wp:anchor distT="0" distB="0" distL="114300" distR="114300" simplePos="0" relativeHeight="251668480" behindDoc="0" locked="0" layoutInCell="1" allowOverlap="1" wp14:anchorId="3E160B74" wp14:editId="6EC248FD">
+              <wp:anchor distT="0" distB="0" distL="114300" distR="114300" simplePos="0" relativeHeight="251668480" behindDoc="0" locked="0" layoutInCell="1" allowOverlap="1" wp14:anchorId="6CB97DA6" wp14:editId="23163C3F">
                 <wp:simplePos x="0" y="0"/>
                 <wp:positionH relativeFrom="margin">
                   <wp:posOffset>453390</wp:posOffset>
@@ -7365,9 +6833,9 @@
               </wp:anchor>
             </w:drawing>
           </mc:Choice>
-          <mc:Fallback xmlns:cx1="http://schemas.microsoft.com/office/drawing/2015/9/8/chartex" xmlns:cx2="http://schemas.microsoft.com/office/drawing/2015/10/21/chartex" xmlns:cx3="http://schemas.microsoft.com/office/drawing/2016/5/9/chartex" xmlns:cx4="http://schemas.microsoft.com/office/drawing/2016/5/10/chartex" xmlns:cx5="http://schemas.microsoft.com/office/drawing/2016/5/11/chartex" xmlns:cx6="http://schemas.microsoft.com/office/drawing/2016/5/12/chartex" xmlns:cx7="http://schemas.microsoft.com/office/drawing/2016/5/13/chartex" xmlns:cx8="http://schemas.microsoft.com/office/drawing/2016/5/14/chartex" xmlns:aink="http://schemas.microsoft.com/office/drawing/2016/ink" xmlns:am3d="http://schemas.microsoft.com/office/drawing/2017/model3d" xmlns:w16cid="http://schemas.microsoft.com/office/word/2016/wordml/cid">
+          <mc:Fallback>
             <w:pict>
-              <v:rect w14:anchorId="6A06D5D6" id="직사각형 64" o:spid="_x0000_s1026" style="position:absolute;left:0;text-align:left;margin-left:35.7pt;margin-top:34.75pt;width:6in;height:9pt;z-index:251668480;visibility:visible;mso-wrap-style:square;mso-width-percent:0;mso-height-percent:0;mso-wrap-distance-left:9pt;mso-wrap-distance-top:0;mso-wrap-distance-right:9pt;mso-wrap-distance-bottom:0;mso-position-horizontal:absolute;mso-position-horizontal-relative:margin;mso-position-vertical:absolute;mso-position-vertical-relative:text;mso-width-percent:0;mso-height-percent:0;mso-width-relative:page;mso-height-relative:page;v-text-anchor:top" o:gfxdata="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" stroked="f">
+              <v:rect w14:anchorId="53B6FA40" id="직사각형 64" o:spid="_x0000_s1026" style="position:absolute;left:0;text-align:left;margin-left:35.7pt;margin-top:34.75pt;width:6in;height:9pt;z-index:251668480;visibility:visible;mso-wrap-style:square;mso-width-percent:0;mso-height-percent:0;mso-wrap-distance-left:9pt;mso-wrap-distance-top:0;mso-wrap-distance-right:9pt;mso-wrap-distance-bottom:0;mso-position-horizontal:absolute;mso-position-horizontal-relative:margin;mso-position-vertical:absolute;mso-position-vertical-relative:text;mso-width-percent:0;mso-height-percent:0;mso-width-relative:page;mso-height-relative:page;v-text-anchor:top" o:gfxdata="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" stroked="f">
                 <v:fill color2="navy" angle="90" focus="100%" type="gradient"/>
                 <w10:wrap anchorx="margin"/>
               </v:rect>
@@ -7388,15 +6856,13 @@
         </w:numPr>
         <w:ind w:right="200"/>
       </w:pPr>
-      <w:bookmarkStart w:id="56" w:name="_Toc34055087"/>
-      <w:proofErr w:type="spellStart"/>
+      <w:bookmarkStart w:id="56" w:name="_Toc36193070"/>
       <w:r>
         <w:rPr>
           <w:rFonts w:hint="eastAsia"/>
         </w:rPr>
         <w:t>푸쉬</w:t>
       </w:r>
-      <w:proofErr w:type="spellEnd"/>
       <w:r>
         <w:rPr>
           <w:rFonts w:hint="eastAsia"/>
@@ -7446,7 +6912,7 @@
         <mc:AlternateContent>
           <mc:Choice Requires="wps">
             <w:drawing>
-              <wp:anchor distT="0" distB="0" distL="114300" distR="114300" simplePos="0" relativeHeight="251667456" behindDoc="0" locked="0" layoutInCell="1" allowOverlap="1" wp14:anchorId="2E7708AC" wp14:editId="27948494">
+              <wp:anchor distT="0" distB="0" distL="114300" distR="114300" simplePos="0" relativeHeight="251667456" behindDoc="0" locked="0" layoutInCell="1" allowOverlap="1" wp14:anchorId="271208F1" wp14:editId="79EDC709">
                 <wp:simplePos x="0" y="0"/>
                 <wp:positionH relativeFrom="margin">
                   <wp:align>right</wp:align>
@@ -7531,9 +6997,9 @@
               </wp:anchor>
             </w:drawing>
           </mc:Choice>
-          <mc:Fallback xmlns:cx1="http://schemas.microsoft.com/office/drawing/2015/9/8/chartex" xmlns:cx2="http://schemas.microsoft.com/office/drawing/2015/10/21/chartex" xmlns:cx3="http://schemas.microsoft.com/office/drawing/2016/5/9/chartex" xmlns:cx4="http://schemas.microsoft.com/office/drawing/2016/5/10/chartex" xmlns:cx5="http://schemas.microsoft.com/office/drawing/2016/5/11/chartex" xmlns:cx6="http://schemas.microsoft.com/office/drawing/2016/5/12/chartex" xmlns:cx7="http://schemas.microsoft.com/office/drawing/2016/5/13/chartex" xmlns:cx8="http://schemas.microsoft.com/office/drawing/2016/5/14/chartex" xmlns:aink="http://schemas.microsoft.com/office/drawing/2016/ink" xmlns:am3d="http://schemas.microsoft.com/office/drawing/2017/model3d" xmlns:w16cid="http://schemas.microsoft.com/office/word/2016/wordml/cid">
+          <mc:Fallback>
             <w:pict>
-              <v:rect w14:anchorId="7A22AAB4" id="직사각형 65" o:spid="_x0000_s1026" style="position:absolute;left:0;text-align:left;margin-left:380.8pt;margin-top:.75pt;width:6in;height:9pt;z-index:251667456;visibility:visible;mso-wrap-style:square;mso-width-percent:0;mso-height-percent:0;mso-wrap-distance-left:9pt;mso-wrap-distance-top:0;mso-wrap-distance-right:9pt;mso-wrap-distance-bottom:0;mso-position-horizontal:right;mso-position-horizontal-relative:margin;mso-position-vertical:absolute;mso-position-vertical-relative:text;mso-width-percent:0;mso-height-percent:0;mso-width-relative:page;mso-height-relative:page;v-text-anchor:top" o:gfxdata="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" stroked="f">
+              <v:rect w14:anchorId="10B056AC" id="직사각형 65" o:spid="_x0000_s1026" style="position:absolute;left:0;text-align:left;margin-left:380.8pt;margin-top:.75pt;width:6in;height:9pt;z-index:251667456;visibility:visible;mso-wrap-style:square;mso-width-percent:0;mso-height-percent:0;mso-wrap-distance-left:9pt;mso-wrap-distance-top:0;mso-wrap-distance-right:9pt;mso-wrap-distance-bottom:0;mso-position-horizontal:right;mso-position-horizontal-relative:margin;mso-position-vertical:absolute;mso-position-vertical-relative:text;mso-width-percent:0;mso-height-percent:0;mso-width-relative:page;mso-height-relative:page;v-text-anchor:top" o:gfxdata="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" stroked="f">
                 <v:fill color2="navy" angle="90" focus="100%" type="gradient"/>
                 <w10:wrap anchorx="margin"/>
               </v:rect>
@@ -7570,7 +7036,7 @@
       </w:pPr>
       <w:r>
         <w:pict>
-          <v:shape id="그림 1" o:spid="_x0000_i1076" type="#_x0000_t75" alt="BD21312_" style="width:11.25pt;height:11.25pt;visibility:visible;mso-wrap-style:square">
+          <v:shape id="그림 1" o:spid="_x0000_i1027" type="#_x0000_t75" alt="BD21312_" style="width:11.55pt;height:11.55pt;visibility:visible">
             <v:imagedata r:id="rId16" o:title="BD21312_"/>
           </v:shape>
         </w:pict>
@@ -7602,7 +7068,6 @@
         <w:pStyle w:val="ad"/>
         <w:ind w:left="0"/>
         <w:rPr>
-          <w:rFonts w:hint="eastAsia"/>
           <w:noProof/>
         </w:rPr>
       </w:pPr>
@@ -7610,7 +7075,7 @@
     <w:p>
       <w:pPr>
         <w:rPr>
-          <w:rFonts w:ascii="Verdana" w:eastAsia="굴림" w:hAnsi="Verdana" w:cs="굴림" w:hint="eastAsia"/>
+          <w:rFonts w:ascii="Verdana" w:eastAsia="굴림" w:hAnsi="Verdana" w:cs="굴림"/>
           <w:b/>
           <w:bCs/>
           <w:color w:val="333333"/>
@@ -7628,7 +7093,7 @@
           <w:numId w:val="47"/>
         </w:numPr>
       </w:pPr>
-      <w:bookmarkStart w:id="57" w:name="_Toc34055088"/>
+      <w:bookmarkStart w:id="57" w:name="_Toc36193071"/>
       <w:r>
         <w:rPr>
           <w:rFonts w:hint="eastAsia"/>
@@ -7711,61 +7176,7 @@
           <w:sz w:val="18"/>
           <w:szCs w:val="18"/>
         </w:rPr>
-        <w:t>~</w:t>
-      </w:r>
-      <w:proofErr w:type="spellStart"/>
-      <w:r>
-        <w:rPr>
-          <w:rFonts w:ascii="굴림" w:eastAsia="굴림" w:hAnsi="굴림"/>
-          <w:sz w:val="18"/>
-          <w:szCs w:val="18"/>
-        </w:rPr>
-        <w:t>jmocha</w:t>
-      </w:r>
-      <w:proofErr w:type="spellEnd"/>
-      <w:r>
-        <w:rPr>
-          <w:rFonts w:ascii="굴림" w:eastAsia="굴림" w:hAnsi="굴림"/>
-          <w:sz w:val="18"/>
-          <w:szCs w:val="18"/>
-        </w:rPr>
-        <w:t>/</w:t>
-      </w:r>
-      <w:proofErr w:type="spellStart"/>
-      <w:r>
-        <w:rPr>
-          <w:rFonts w:ascii="굴림" w:eastAsia="굴림" w:hAnsi="굴림"/>
-          <w:sz w:val="18"/>
-          <w:szCs w:val="18"/>
-        </w:rPr>
-        <w:t>ezTalk</w:t>
-      </w:r>
-      <w:proofErr w:type="spellEnd"/>
-      <w:r>
-        <w:rPr>
-          <w:rFonts w:ascii="굴림" w:eastAsia="굴림" w:hAnsi="굴림"/>
-          <w:sz w:val="18"/>
-          <w:szCs w:val="18"/>
-        </w:rPr>
-        <w:t>/</w:t>
-      </w:r>
-      <w:proofErr w:type="spellStart"/>
-      <w:r>
-        <w:rPr>
-          <w:rFonts w:ascii="굴림" w:eastAsia="굴림" w:hAnsi="굴림"/>
-          <w:sz w:val="18"/>
-          <w:szCs w:val="18"/>
-        </w:rPr>
-        <w:t>ezTalkServer</w:t>
-      </w:r>
-      <w:proofErr w:type="spellEnd"/>
-      <w:r>
-        <w:rPr>
-          <w:rFonts w:ascii="굴림" w:eastAsia="굴림" w:hAnsi="굴림"/>
-          <w:sz w:val="18"/>
-          <w:szCs w:val="18"/>
-        </w:rPr>
-        <w:t xml:space="preserve">/hybrid_push_cert.p12 </w:t>
+        <w:t xml:space="preserve">~jmocha/ezTalk/ezTalkServer/hybrid_push_cert.p12 </w:t>
       </w:r>
       <w:r>
         <w:rPr>
@@ -7877,27 +7288,7 @@
           <w:sz w:val="18"/>
           <w:szCs w:val="18"/>
         </w:rPr>
-        <w:t xml:space="preserve">파일이 </w:t>
-      </w:r>
-      <w:proofErr w:type="spellStart"/>
-      <w:r>
-        <w:rPr>
-          <w:rFonts w:ascii="굴림" w:eastAsia="굴림" w:hAnsi="굴림" w:hint="eastAsia"/>
-          <w:b/>
-          <w:sz w:val="18"/>
-          <w:szCs w:val="18"/>
-        </w:rPr>
-        <w:t>하이브리드</w:t>
-      </w:r>
-      <w:proofErr w:type="spellEnd"/>
-      <w:r>
-        <w:rPr>
-          <w:rFonts w:ascii="굴림" w:eastAsia="굴림" w:hAnsi="굴림" w:hint="eastAsia"/>
-          <w:b/>
-          <w:sz w:val="18"/>
-          <w:szCs w:val="18"/>
-        </w:rPr>
-        <w:t xml:space="preserve"> 앱 용,</w:t>
+        <w:t>파일이 하이브리드 앱 용,</w:t>
       </w:r>
       <w:r>
         <w:rPr>
@@ -8041,7 +7432,7 @@
           <w:noProof/>
         </w:rPr>
         <w:drawing>
-          <wp:inline distT="0" distB="0" distL="0" distR="0" wp14:anchorId="07AEF04B" wp14:editId="5D452E82">
+          <wp:inline distT="0" distB="0" distL="0" distR="0" wp14:anchorId="31F99B08" wp14:editId="4FBD5800">
             <wp:extent cx="5940425" cy="980440"/>
             <wp:effectExtent l="0" t="0" r="3175" b="0"/>
             <wp:docPr id="1" name="그림 1"/>
@@ -8102,59 +7493,21 @@
         </w:rPr>
         <w:t xml:space="preserve">이후 </w:t>
       </w:r>
-      <w:proofErr w:type="spellStart"/>
       <w:r>
         <w:rPr>
           <w:rFonts w:ascii="굴림" w:eastAsia="굴림" w:hAnsi="굴림"/>
           <w:sz w:val="18"/>
           <w:szCs w:val="18"/>
         </w:rPr>
-        <w:t>ezTalkServer</w:t>
-      </w:r>
-      <w:proofErr w:type="spellEnd"/>
-      <w:r>
-        <w:rPr>
-          <w:rFonts w:ascii="굴림" w:eastAsia="굴림" w:hAnsi="굴림"/>
-          <w:sz w:val="18"/>
-          <w:szCs w:val="18"/>
-        </w:rPr>
-        <w:t xml:space="preserve"> </w:t>
-      </w:r>
-      <w:proofErr w:type="spellStart"/>
+        <w:t xml:space="preserve">ezTalkServer </w:t>
+      </w:r>
       <w:r>
         <w:rPr>
           <w:rFonts w:ascii="굴림" w:eastAsia="굴림" w:hAnsi="굴림" w:hint="eastAsia"/>
           <w:sz w:val="18"/>
           <w:szCs w:val="18"/>
         </w:rPr>
-        <w:t>재시작으로</w:t>
-      </w:r>
-      <w:proofErr w:type="spellEnd"/>
-      <w:r>
-        <w:rPr>
-          <w:rFonts w:ascii="굴림" w:eastAsia="굴림" w:hAnsi="굴림" w:hint="eastAsia"/>
-          <w:sz w:val="18"/>
-          <w:szCs w:val="18"/>
-        </w:rPr>
-        <w:t xml:space="preserve"> </w:t>
-      </w:r>
-      <w:proofErr w:type="spellStart"/>
-      <w:r>
-        <w:rPr>
-          <w:rFonts w:ascii="굴림" w:eastAsia="굴림" w:hAnsi="굴림" w:hint="eastAsia"/>
-          <w:sz w:val="18"/>
-          <w:szCs w:val="18"/>
-        </w:rPr>
-        <w:t>푸쉬</w:t>
-      </w:r>
-      <w:proofErr w:type="spellEnd"/>
-      <w:r>
-        <w:rPr>
-          <w:rFonts w:ascii="굴림" w:eastAsia="굴림" w:hAnsi="굴림" w:hint="eastAsia"/>
-          <w:sz w:val="18"/>
-          <w:szCs w:val="18"/>
-        </w:rPr>
-        <w:t xml:space="preserve"> 노티피케이션 인증을 적용한다.</w:t>
+        <w:t>재시작으로 푸쉬 노티피케이션 인증을 적용한다.</w:t>
       </w:r>
     </w:p>
     <w:p>
@@ -8197,7 +7550,7 @@
         <mc:AlternateContent>
           <mc:Choice Requires="wps">
             <w:drawing>
-              <wp:anchor distT="0" distB="0" distL="114300" distR="114300" simplePos="0" relativeHeight="251676672" behindDoc="0" locked="0" layoutInCell="1" allowOverlap="1" wp14:anchorId="42161315" wp14:editId="63E6EF02">
+              <wp:anchor distT="0" distB="0" distL="114300" distR="114300" simplePos="0" relativeHeight="251676672" behindDoc="0" locked="0" layoutInCell="1" allowOverlap="1" wp14:anchorId="2DE5C687" wp14:editId="62FDEA4E">
                 <wp:simplePos x="0" y="0"/>
                 <wp:positionH relativeFrom="margin">
                   <wp:posOffset>453390</wp:posOffset>
@@ -8284,7 +7637,7 @@
           </mc:Choice>
           <mc:Fallback>
             <w:pict>
-              <v:rect w14:anchorId="53E1B2A4" id="직사각형 5" o:spid="_x0000_s1026" style="position:absolute;left:0;text-align:left;margin-left:35.7pt;margin-top:34.75pt;width:6in;height:9pt;z-index:251676672;visibility:visible;mso-wrap-style:square;mso-width-percent:0;mso-height-percent:0;mso-wrap-distance-left:9pt;mso-wrap-distance-top:0;mso-wrap-distance-right:9pt;mso-wrap-distance-bottom:0;mso-position-horizontal:absolute;mso-position-horizontal-relative:margin;mso-position-vertical:absolute;mso-position-vertical-relative:text;mso-width-percent:0;mso-height-percent:0;mso-width-relative:page;mso-height-relative:page;v-text-anchor:top" o:gfxdata="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" stroked="f">
+              <v:rect w14:anchorId="73FF6E41" id="직사각형 5" o:spid="_x0000_s1026" style="position:absolute;left:0;text-align:left;margin-left:35.7pt;margin-top:34.75pt;width:6in;height:9pt;z-index:251676672;visibility:visible;mso-wrap-style:square;mso-width-percent:0;mso-height-percent:0;mso-wrap-distance-left:9pt;mso-wrap-distance-top:0;mso-wrap-distance-right:9pt;mso-wrap-distance-bottom:0;mso-position-horizontal:absolute;mso-position-horizontal-relative:margin;mso-position-vertical:absolute;mso-position-vertical-relative:text;mso-width-percent:0;mso-height-percent:0;mso-width-relative:page;mso-height-relative:page;v-text-anchor:top" o:gfxdata="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" stroked="f">
                 <v:fill color2="navy" angle="90" focus="100%" type="gradient"/>
                 <w10:wrap anchorx="margin"/>
               </v:rect>
@@ -8302,7 +7655,7 @@
         </w:numPr>
         <w:ind w:left="200" w:right="200"/>
       </w:pPr>
-      <w:bookmarkStart w:id="58" w:name="_Toc34055089"/>
+      <w:bookmarkStart w:id="58" w:name="_Toc36193072"/>
       <w:r>
         <w:rPr>
           <w:rFonts w:hint="eastAsia"/>
@@ -8346,7 +7699,7 @@
         <mc:AlternateContent>
           <mc:Choice Requires="wps">
             <w:drawing>
-              <wp:anchor distT="0" distB="0" distL="114300" distR="114300" simplePos="0" relativeHeight="251675648" behindDoc="0" locked="0" layoutInCell="1" allowOverlap="1" wp14:anchorId="2D6C0C86" wp14:editId="252940A1">
+              <wp:anchor distT="0" distB="0" distL="114300" distR="114300" simplePos="0" relativeHeight="251675648" behindDoc="0" locked="0" layoutInCell="1" allowOverlap="1" wp14:anchorId="42129431" wp14:editId="5DCBFE2E">
                 <wp:simplePos x="0" y="0"/>
                 <wp:positionH relativeFrom="margin">
                   <wp:align>right</wp:align>
@@ -8433,7 +7786,7 @@
           </mc:Choice>
           <mc:Fallback>
             <w:pict>
-              <v:rect w14:anchorId="2E59D5AE" id="직사각형 6" o:spid="_x0000_s1026" style="position:absolute;left:0;text-align:left;margin-left:380.8pt;margin-top:.75pt;width:6in;height:9pt;z-index:251675648;visibility:visible;mso-wrap-style:square;mso-width-percent:0;mso-height-percent:0;mso-wrap-distance-left:9pt;mso-wrap-distance-top:0;mso-wrap-distance-right:9pt;mso-wrap-distance-bottom:0;mso-position-horizontal:right;mso-position-horizontal-relative:margin;mso-position-vertical:absolute;mso-position-vertical-relative:text;mso-width-percent:0;mso-height-percent:0;mso-width-relative:page;mso-height-relative:page;v-text-anchor:top" o:gfxdata="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" stroked="f">
+              <v:rect w14:anchorId="669B1731" id="직사각형 6" o:spid="_x0000_s1026" style="position:absolute;left:0;text-align:left;margin-left:380.8pt;margin-top:.75pt;width:6in;height:9pt;z-index:251675648;visibility:visible;mso-wrap-style:square;mso-width-percent:0;mso-height-percent:0;mso-wrap-distance-left:9pt;mso-wrap-distance-top:0;mso-wrap-distance-right:9pt;mso-wrap-distance-bottom:0;mso-position-horizontal:right;mso-position-horizontal-relative:margin;mso-position-vertical:absolute;mso-position-vertical-relative:text;mso-width-percent:0;mso-height-percent:0;mso-width-relative:page;mso-height-relative:page;v-text-anchor:top" o:gfxdata="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" stroked="f">
                 <v:fill color2="navy" angle="90" focus="100%" type="gradient"/>
                 <w10:wrap anchorx="margin"/>
               </v:rect>
@@ -8470,7 +7823,7 @@
       </w:pPr>
       <w:r>
         <w:pict>
-          <v:shape id="그림 14" o:spid="_x0000_i1050" type="#_x0000_t75" alt="BD21312_" style="width:11.55pt;height:11.55pt;visibility:visible;mso-wrap-style:square">
+          <v:shape id="그림 14" o:spid="_x0000_i1028" type="#_x0000_t75" alt="BD21312_" style="width:11.55pt;height:11.55pt;visibility:visible">
             <v:imagedata r:id="rId16" o:title="BD21312_"/>
           </v:shape>
         </w:pict>
@@ -8478,14 +7831,12 @@
       <w:r>
         <w:tab/>
       </w:r>
-      <w:proofErr w:type="spellStart"/>
       <w:r>
         <w:rPr>
           <w:rFonts w:hint="eastAsia"/>
         </w:rPr>
         <w:t>하이브리드</w:t>
       </w:r>
-      <w:proofErr w:type="spellEnd"/>
       <w:r>
         <w:rPr>
           <w:rFonts w:hint="eastAsia"/>
@@ -8502,16 +7853,13 @@
     <w:p>
       <w:pPr>
         <w:pStyle w:val="ad"/>
-        <w:rPr>
-          <w:rFonts w:hint="eastAsia"/>
-        </w:rPr>
       </w:pPr>
       <w:r>
         <w:rPr>
           <w:noProof/>
         </w:rPr>
         <w:drawing>
-          <wp:inline distT="0" distB="0" distL="0" distR="0" wp14:anchorId="3AA1330F" wp14:editId="5530A6BB">
+          <wp:inline distT="0" distB="0" distL="0" distR="0" wp14:anchorId="75E31781" wp14:editId="2409A62D">
             <wp:extent cx="146685" cy="146685"/>
             <wp:effectExtent l="0" t="0" r="5715" b="5715"/>
             <wp:docPr id="16" name="그림 16" descr="BD21312_"/>
@@ -8604,7 +7952,6 @@
         <w:pStyle w:val="ad"/>
         <w:ind w:left="0"/>
         <w:rPr>
-          <w:rFonts w:hint="eastAsia"/>
           <w:noProof/>
         </w:rPr>
       </w:pPr>
@@ -8614,7 +7961,6 @@
         <w:pStyle w:val="ad"/>
         <w:ind w:left="0"/>
         <w:rPr>
-          <w:rFonts w:hint="eastAsia"/>
           <w:noProof/>
         </w:rPr>
       </w:pPr>
@@ -8622,7 +7968,7 @@
     <w:p>
       <w:pPr>
         <w:rPr>
-          <w:rFonts w:ascii="Verdana" w:eastAsia="굴림" w:hAnsi="Verdana" w:cs="굴림" w:hint="eastAsia"/>
+          <w:rFonts w:ascii="Verdana" w:eastAsia="굴림" w:hAnsi="Verdana" w:cs="굴림"/>
           <w:b/>
           <w:bCs/>
           <w:color w:val="333333"/>
@@ -8640,20 +7986,12 @@
           <w:numId w:val="48"/>
         </w:numPr>
       </w:pPr>
-      <w:bookmarkStart w:id="59" w:name="_Toc34055090"/>
-      <w:proofErr w:type="spellStart"/>
+      <w:bookmarkStart w:id="59" w:name="_Toc36193073"/>
       <w:r>
         <w:rPr>
           <w:rFonts w:hint="eastAsia"/>
         </w:rPr>
-        <w:t>하이브리드</w:t>
-      </w:r>
-      <w:proofErr w:type="spellEnd"/>
-      <w:r>
-        <w:rPr>
-          <w:rFonts w:hint="eastAsia"/>
-        </w:rPr>
-        <w:t xml:space="preserve"> 앱</w:t>
+        <w:t>하이브리드 앱</w:t>
       </w:r>
       <w:bookmarkEnd w:id="59"/>
     </w:p>
@@ -8666,99 +8004,51 @@
         </w:numPr>
         <w:ind w:leftChars="0"/>
         <w:rPr>
+          <w:rFonts w:ascii="굴림" w:eastAsia="굴림" w:hAnsi="굴림"/>
+          <w:sz w:val="18"/>
+          <w:szCs w:val="18"/>
+        </w:rPr>
+      </w:pPr>
+      <w:r>
+        <w:rPr>
+          <w:rFonts w:ascii="굴림" w:eastAsia="굴림" w:hAnsi="굴림"/>
+          <w:sz w:val="18"/>
+          <w:szCs w:val="18"/>
+        </w:rPr>
+        <w:t xml:space="preserve">apk, ipa, plist </w:t>
+      </w:r>
+      <w:r>
+        <w:rPr>
           <w:rFonts w:ascii="굴림" w:eastAsia="굴림" w:hAnsi="굴림" w:hint="eastAsia"/>
           <w:sz w:val="18"/>
           <w:szCs w:val="18"/>
         </w:rPr>
-      </w:pPr>
-      <w:proofErr w:type="spellStart"/>
+        <w:t>파일 교체</w:t>
+      </w:r>
       <w:r>
         <w:rPr>
           <w:rFonts w:ascii="굴림" w:eastAsia="굴림" w:hAnsi="굴림"/>
           <w:sz w:val="18"/>
           <w:szCs w:val="18"/>
         </w:rPr>
-        <w:t>apk</w:t>
-      </w:r>
-      <w:proofErr w:type="spellEnd"/>
+        <w:br/>
+      </w:r>
+      <w:r>
+        <w:rPr>
+          <w:rFonts w:ascii="굴림" w:eastAsia="굴림" w:hAnsi="굴림" w:hint="eastAsia"/>
+          <w:sz w:val="18"/>
+          <w:szCs w:val="18"/>
+        </w:rPr>
+        <w:t>/</w:t>
+      </w:r>
       <w:r>
         <w:rPr>
           <w:rFonts w:ascii="굴림" w:eastAsia="굴림" w:hAnsi="굴림"/>
           <w:sz w:val="18"/>
           <w:szCs w:val="18"/>
         </w:rPr>
-        <w:t xml:space="preserve">, </w:t>
-      </w:r>
-      <w:proofErr w:type="spellStart"/>
-      <w:r>
-        <w:rPr>
-          <w:rFonts w:ascii="굴림" w:eastAsia="굴림" w:hAnsi="굴림"/>
-          <w:sz w:val="18"/>
-          <w:szCs w:val="18"/>
-        </w:rPr>
-        <w:t>ipa</w:t>
-      </w:r>
-      <w:proofErr w:type="spellEnd"/>
-      <w:r>
-        <w:rPr>
-          <w:rFonts w:ascii="굴림" w:eastAsia="굴림" w:hAnsi="굴림"/>
-          <w:sz w:val="18"/>
-          <w:szCs w:val="18"/>
-        </w:rPr>
-        <w:t xml:space="preserve">, </w:t>
-      </w:r>
-      <w:proofErr w:type="spellStart"/>
-      <w:r>
-        <w:rPr>
-          <w:rFonts w:ascii="굴림" w:eastAsia="굴림" w:hAnsi="굴림"/>
-          <w:sz w:val="18"/>
-          <w:szCs w:val="18"/>
-        </w:rPr>
-        <w:t>plist</w:t>
-      </w:r>
-      <w:proofErr w:type="spellEnd"/>
-      <w:r>
-        <w:rPr>
-          <w:rFonts w:ascii="굴림" w:eastAsia="굴림" w:hAnsi="굴림"/>
-          <w:sz w:val="18"/>
-          <w:szCs w:val="18"/>
-        </w:rPr>
-        <w:t xml:space="preserve"> </w:t>
-      </w:r>
-      <w:r>
-        <w:rPr>
-          <w:rFonts w:ascii="굴림" w:eastAsia="굴림" w:hAnsi="굴림" w:hint="eastAsia"/>
-          <w:sz w:val="18"/>
-          <w:szCs w:val="18"/>
-        </w:rPr>
-        <w:t>파일 교체</w:t>
-      </w:r>
-      <w:r>
-        <w:rPr>
-          <w:rFonts w:ascii="굴림" w:eastAsia="굴림" w:hAnsi="굴림"/>
-          <w:sz w:val="18"/>
-          <w:szCs w:val="18"/>
-        </w:rPr>
-        <w:br/>
-      </w:r>
-      <w:r>
-        <w:rPr>
-          <w:rFonts w:ascii="굴림" w:eastAsia="굴림" w:hAnsi="굴림" w:hint="eastAsia"/>
-          <w:sz w:val="18"/>
-          <w:szCs w:val="18"/>
-        </w:rPr>
-        <w:t>/</w:t>
-      </w:r>
-      <w:proofErr w:type="spellStart"/>
-      <w:r>
-        <w:rPr>
-          <w:rFonts w:ascii="굴림" w:eastAsia="굴림" w:hAnsi="굴림"/>
-          <w:sz w:val="18"/>
-          <w:szCs w:val="18"/>
-        </w:rPr>
         <w:t>fileroot</w:t>
       </w:r>
-      <w:proofErr w:type="spellEnd"/>
       <w:r>
         <w:rPr>
           <w:rFonts w:ascii="굴림" w:eastAsia="굴림" w:hAnsi="굴림" w:hint="eastAsia"/>
@@ -8812,43 +8102,87 @@
           <w:sz w:val="18"/>
           <w:szCs w:val="18"/>
         </w:rPr>
-        <w:t xml:space="preserve">사이트 </w:t>
-      </w:r>
-      <w:proofErr w:type="spellStart"/>
+        <w:t xml:space="preserve">사이트 브랜치의 </w:t>
+      </w:r>
+      <w:r>
+        <w:rPr>
+          <w:rFonts w:ascii="굴림" w:eastAsia="굴림" w:hAnsi="굴림"/>
+          <w:sz w:val="18"/>
+          <w:szCs w:val="18"/>
+        </w:rPr>
+        <w:t xml:space="preserve">mLogin.jsp </w:t>
+      </w:r>
       <w:r>
         <w:rPr>
           <w:rFonts w:ascii="굴림" w:eastAsia="굴림" w:hAnsi="굴림" w:hint="eastAsia"/>
           <w:sz w:val="18"/>
           <w:szCs w:val="18"/>
         </w:rPr>
-        <w:t>브랜치의</w:t>
-      </w:r>
-      <w:proofErr w:type="spellEnd"/>
+        <w:t>수정</w:t>
+      </w:r>
+      <w:r>
+        <w:rPr>
+          <w:rFonts w:ascii="굴림" w:eastAsia="굴림" w:hAnsi="굴림"/>
+          <w:sz w:val="18"/>
+          <w:szCs w:val="18"/>
+        </w:rPr>
+        <w:t xml:space="preserve"> </w:t>
+      </w:r>
+      <w:r>
+        <w:rPr>
+          <w:rFonts w:ascii="굴림" w:eastAsia="굴림" w:hAnsi="굴림"/>
+          <w:sz w:val="18"/>
+          <w:szCs w:val="18"/>
+        </w:rPr>
+        <w:br/>
+      </w:r>
+      <w:r>
+        <w:rPr>
+          <w:rFonts w:ascii="굴림" w:eastAsia="굴림" w:hAnsi="굴림"/>
+          <w:sz w:val="18"/>
+          <w:szCs w:val="18"/>
+        </w:rPr>
+        <w:t>WEB-INF/jsp/user/login/mLogin.jsp</w:t>
+      </w:r>
+      <w:r>
+        <w:rPr>
+          <w:rFonts w:ascii="굴림" w:eastAsia="굴림" w:hAnsi="굴림"/>
+          <w:sz w:val="18"/>
+          <w:szCs w:val="18"/>
+        </w:rPr>
+        <w:br/>
+      </w:r>
       <w:r>
         <w:rPr>
           <w:rFonts w:ascii="굴림" w:eastAsia="굴림" w:hAnsi="굴림" w:hint="eastAsia"/>
           <w:sz w:val="18"/>
           <w:szCs w:val="18"/>
         </w:rPr>
-        <w:t xml:space="preserve"> </w:t>
-      </w:r>
-      <w:proofErr w:type="spellStart"/>
+        <w:t xml:space="preserve">맨 끝 부분의 </w:t>
+      </w:r>
       <w:r>
         <w:rPr>
           <w:rFonts w:ascii="굴림" w:eastAsia="굴림" w:hAnsi="굴림"/>
           <w:sz w:val="18"/>
           <w:szCs w:val="18"/>
         </w:rPr>
-        <w:t>mLogin.jsp</w:t>
-      </w:r>
-      <w:proofErr w:type="spellEnd"/>
+        <w:t xml:space="preserve">androidNewVersoin </w:t>
+      </w:r>
+      <w:r>
+        <w:rPr>
+          <w:rFonts w:ascii="굴림" w:eastAsia="굴림" w:hAnsi="굴림" w:hint="eastAsia"/>
+          <w:sz w:val="18"/>
+          <w:szCs w:val="18"/>
+        </w:rPr>
+        <w:t xml:space="preserve">및 </w:t>
+      </w:r>
       <w:r>
         <w:rPr>
           <w:rFonts w:ascii="굴림" w:eastAsia="굴림" w:hAnsi="굴림"/>
           <w:sz w:val="18"/>
           <w:szCs w:val="18"/>
         </w:rPr>
-        <w:t xml:space="preserve"> </w:t>
+        <w:t>iosNewVersion</w:t>
       </w:r>
       <w:r>
         <w:rPr>
@@ -8856,7 +8190,7 @@
           <w:sz w:val="18"/>
           <w:szCs w:val="18"/>
         </w:rPr>
-        <w:t>수정</w:t>
+        <w:t>을 최신 하이브리드 앱 버전으로 수정한다.</w:t>
       </w:r>
       <w:r>
         <w:rPr>
@@ -8864,168 +8198,14 @@
           <w:sz w:val="18"/>
           <w:szCs w:val="18"/>
         </w:rPr>
-        <w:t xml:space="preserve"> </w:t>
-      </w:r>
-      <w:r>
-        <w:rPr>
-          <w:rFonts w:ascii="굴림" w:eastAsia="굴림" w:hAnsi="굴림"/>
-          <w:sz w:val="18"/>
-          <w:szCs w:val="18"/>
-        </w:rPr>
         <w:br/>
       </w:r>
       <w:r>
         <w:rPr>
-          <w:rFonts w:ascii="굴림" w:eastAsia="굴림" w:hAnsi="굴림"/>
-          <w:sz w:val="18"/>
-          <w:szCs w:val="18"/>
-        </w:rPr>
-        <w:t>WEB-INF/</w:t>
-      </w:r>
-      <w:proofErr w:type="spellStart"/>
-      <w:r>
-        <w:rPr>
-          <w:rFonts w:ascii="굴림" w:eastAsia="굴림" w:hAnsi="굴림"/>
-          <w:sz w:val="18"/>
-          <w:szCs w:val="18"/>
-        </w:rPr>
-        <w:t>jsp</w:t>
-      </w:r>
-      <w:proofErr w:type="spellEnd"/>
-      <w:r>
-        <w:rPr>
-          <w:rFonts w:ascii="굴림" w:eastAsia="굴림" w:hAnsi="굴림"/>
-          <w:sz w:val="18"/>
-          <w:szCs w:val="18"/>
-        </w:rPr>
-        <w:t>/user/login/</w:t>
-      </w:r>
-      <w:proofErr w:type="spellStart"/>
-      <w:r>
-        <w:rPr>
-          <w:rFonts w:ascii="굴림" w:eastAsia="굴림" w:hAnsi="굴림"/>
-          <w:sz w:val="18"/>
-          <w:szCs w:val="18"/>
-        </w:rPr>
-        <w:t>mLogin.jsp</w:t>
-      </w:r>
-      <w:proofErr w:type="spellEnd"/>
-      <w:r>
-        <w:rPr>
-          <w:rFonts w:ascii="굴림" w:eastAsia="굴림" w:hAnsi="굴림"/>
-          <w:sz w:val="18"/>
-          <w:szCs w:val="18"/>
-        </w:rPr>
-        <w:br/>
-      </w:r>
-      <w:r>
-        <w:rPr>
-          <w:rFonts w:ascii="굴림" w:eastAsia="굴림" w:hAnsi="굴림" w:hint="eastAsia"/>
-          <w:sz w:val="18"/>
-          <w:szCs w:val="18"/>
-        </w:rPr>
-        <w:t xml:space="preserve">맨 끝 부분의 </w:t>
-      </w:r>
-      <w:proofErr w:type="spellStart"/>
-      <w:r>
-        <w:rPr>
-          <w:rFonts w:ascii="굴림" w:eastAsia="굴림" w:hAnsi="굴림"/>
-          <w:sz w:val="18"/>
-          <w:szCs w:val="18"/>
-        </w:rPr>
-        <w:t>androidNewVersoin</w:t>
-      </w:r>
-      <w:proofErr w:type="spellEnd"/>
-      <w:r>
-        <w:rPr>
-          <w:rFonts w:ascii="굴림" w:eastAsia="굴림" w:hAnsi="굴림"/>
-          <w:sz w:val="18"/>
-          <w:szCs w:val="18"/>
-        </w:rPr>
-        <w:t xml:space="preserve"> </w:t>
-      </w:r>
-      <w:r>
-        <w:rPr>
-          <w:rFonts w:ascii="굴림" w:eastAsia="굴림" w:hAnsi="굴림" w:hint="eastAsia"/>
-          <w:sz w:val="18"/>
-          <w:szCs w:val="18"/>
-        </w:rPr>
-        <w:t xml:space="preserve">및 </w:t>
-      </w:r>
-      <w:proofErr w:type="spellStart"/>
-      <w:r>
-        <w:rPr>
-          <w:rFonts w:ascii="굴림" w:eastAsia="굴림" w:hAnsi="굴림"/>
-          <w:sz w:val="18"/>
-          <w:szCs w:val="18"/>
-        </w:rPr>
-        <w:t>iosNewVersion</w:t>
-      </w:r>
-      <w:proofErr w:type="spellEnd"/>
-      <w:r>
-        <w:rPr>
-          <w:rFonts w:ascii="굴림" w:eastAsia="굴림" w:hAnsi="굴림" w:hint="eastAsia"/>
-          <w:sz w:val="18"/>
-          <w:szCs w:val="18"/>
-        </w:rPr>
-        <w:t>을</w:t>
-      </w:r>
-      <w:r>
-        <w:rPr>
-          <w:rFonts w:ascii="굴림" w:eastAsia="굴림" w:hAnsi="굴림" w:hint="eastAsia"/>
-          <w:sz w:val="18"/>
-          <w:szCs w:val="18"/>
-        </w:rPr>
-        <w:t xml:space="preserve"> </w:t>
-      </w:r>
-      <w:r>
-        <w:rPr>
-          <w:rFonts w:ascii="굴림" w:eastAsia="굴림" w:hAnsi="굴림" w:hint="eastAsia"/>
-          <w:sz w:val="18"/>
-          <w:szCs w:val="18"/>
-        </w:rPr>
-        <w:t>최신</w:t>
-      </w:r>
-      <w:r>
-        <w:rPr>
-          <w:rFonts w:ascii="굴림" w:eastAsia="굴림" w:hAnsi="굴림" w:hint="eastAsia"/>
-          <w:sz w:val="18"/>
-          <w:szCs w:val="18"/>
-        </w:rPr>
-        <w:t xml:space="preserve"> </w:t>
-      </w:r>
-      <w:proofErr w:type="spellStart"/>
-      <w:r>
-        <w:rPr>
-          <w:rFonts w:ascii="굴림" w:eastAsia="굴림" w:hAnsi="굴림" w:hint="eastAsia"/>
-          <w:sz w:val="18"/>
-          <w:szCs w:val="18"/>
-        </w:rPr>
-        <w:t>하이브리드</w:t>
-      </w:r>
-      <w:proofErr w:type="spellEnd"/>
-      <w:r>
-        <w:rPr>
-          <w:rFonts w:ascii="굴림" w:eastAsia="굴림" w:hAnsi="굴림" w:hint="eastAsia"/>
-          <w:sz w:val="18"/>
-          <w:szCs w:val="18"/>
-        </w:rPr>
-        <w:t xml:space="preserve"> 앱 버전으로 수정한다.</w:t>
-      </w:r>
-      <w:r>
-        <w:rPr>
-          <w:rFonts w:ascii="굴림" w:eastAsia="굴림" w:hAnsi="굴림"/>
-          <w:sz w:val="18"/>
-          <w:szCs w:val="18"/>
-        </w:rPr>
-        <w:br/>
-      </w:r>
-      <w:r>
-        <w:rPr>
           <w:noProof/>
         </w:rPr>
         <w:drawing>
-          <wp:inline distT="0" distB="0" distL="0" distR="0" wp14:anchorId="46793D6F" wp14:editId="34369B93">
+          <wp:inline distT="0" distB="0" distL="0" distR="0" wp14:anchorId="2138DEFF" wp14:editId="1DCF9D87">
             <wp:extent cx="5381625" cy="619125"/>
             <wp:effectExtent l="0" t="0" r="9525" b="9525"/>
             <wp:docPr id="17" name="그림 17"/>
@@ -9078,18 +8258,12 @@
           <w:numId w:val="48"/>
         </w:numPr>
       </w:pPr>
-      <w:bookmarkStart w:id="60" w:name="_Toc34055091"/>
+      <w:bookmarkStart w:id="60" w:name="_Toc36193074"/>
       <w:r>
         <w:rPr>
           <w:rFonts w:hint="eastAsia"/>
         </w:rPr>
-        <w:t>메신저</w:t>
-      </w:r>
-      <w:r>
-        <w:rPr>
-          <w:rFonts w:hint="eastAsia"/>
-        </w:rPr>
-        <w:t xml:space="preserve"> 앱</w:t>
+        <w:t>메신저 앱</w:t>
       </w:r>
       <w:bookmarkEnd w:id="60"/>
     </w:p>
@@ -9102,64 +8276,50 @@
         </w:numPr>
         <w:ind w:leftChars="0"/>
         <w:rPr>
+          <w:rFonts w:ascii="굴림" w:eastAsia="굴림" w:hAnsi="굴림"/>
+          <w:sz w:val="18"/>
+          <w:szCs w:val="18"/>
+        </w:rPr>
+      </w:pPr>
+      <w:r>
+        <w:rPr>
+          <w:rFonts w:ascii="굴림" w:eastAsia="굴림" w:hAnsi="굴림"/>
+          <w:sz w:val="18"/>
+          <w:szCs w:val="18"/>
+        </w:rPr>
+        <w:t xml:space="preserve">apk, ipa, plist </w:t>
+      </w:r>
+      <w:r>
+        <w:rPr>
           <w:rFonts w:ascii="굴림" w:eastAsia="굴림" w:hAnsi="굴림" w:hint="eastAsia"/>
           <w:sz w:val="18"/>
           <w:szCs w:val="18"/>
         </w:rPr>
-      </w:pPr>
-      <w:proofErr w:type="spellStart"/>
+        <w:t>파일 교체</w:t>
+      </w:r>
       <w:r>
         <w:rPr>
           <w:rFonts w:ascii="굴림" w:eastAsia="굴림" w:hAnsi="굴림"/>
           <w:sz w:val="18"/>
           <w:szCs w:val="18"/>
         </w:rPr>
-        <w:t>apk</w:t>
-      </w:r>
-      <w:proofErr w:type="spellEnd"/>
+        <w:br/>
+      </w:r>
+      <w:r>
+        <w:rPr>
+          <w:rFonts w:ascii="굴림" w:eastAsia="굴림" w:hAnsi="굴림" w:hint="eastAsia"/>
+          <w:sz w:val="18"/>
+          <w:szCs w:val="18"/>
+        </w:rPr>
+        <w:t>/</w:t>
+      </w:r>
       <w:r>
         <w:rPr>
           <w:rFonts w:ascii="굴림" w:eastAsia="굴림" w:hAnsi="굴림"/>
           <w:sz w:val="18"/>
           <w:szCs w:val="18"/>
         </w:rPr>
-        <w:t xml:space="preserve">, </w:t>
-      </w:r>
-      <w:proofErr w:type="spellStart"/>
-      <w:r>
-        <w:rPr>
-          <w:rFonts w:ascii="굴림" w:eastAsia="굴림" w:hAnsi="굴림"/>
-          <w:sz w:val="18"/>
-          <w:szCs w:val="18"/>
-        </w:rPr>
-        <w:t>ipa</w:t>
-      </w:r>
-      <w:proofErr w:type="spellEnd"/>
-      <w:r>
-        <w:rPr>
-          <w:rFonts w:ascii="굴림" w:eastAsia="굴림" w:hAnsi="굴림"/>
-          <w:sz w:val="18"/>
-          <w:szCs w:val="18"/>
-        </w:rPr>
-        <w:t xml:space="preserve">, </w:t>
-      </w:r>
-      <w:proofErr w:type="spellStart"/>
-      <w:r>
-        <w:rPr>
-          <w:rFonts w:ascii="굴림" w:eastAsia="굴림" w:hAnsi="굴림"/>
-          <w:sz w:val="18"/>
-          <w:szCs w:val="18"/>
-        </w:rPr>
-        <w:t>plist</w:t>
-      </w:r>
-      <w:proofErr w:type="spellEnd"/>
-      <w:r>
-        <w:rPr>
-          <w:rFonts w:ascii="굴림" w:eastAsia="굴림" w:hAnsi="굴림"/>
-          <w:sz w:val="18"/>
-          <w:szCs w:val="18"/>
-        </w:rPr>
-        <w:t xml:space="preserve"> </w:t>
+        <w:t>fileroot</w:t>
       </w:r>
       <w:r>
         <w:rPr>
@@ -9167,57 +8327,7 @@
           <w:sz w:val="18"/>
           <w:szCs w:val="18"/>
         </w:rPr>
-        <w:t>파일 교체</w:t>
-      </w:r>
-      <w:r>
-        <w:rPr>
-          <w:rFonts w:ascii="굴림" w:eastAsia="굴림" w:hAnsi="굴림"/>
-          <w:sz w:val="18"/>
-          <w:szCs w:val="18"/>
-        </w:rPr>
-        <w:br/>
-      </w:r>
-      <w:r>
-        <w:rPr>
-          <w:rFonts w:ascii="굴림" w:eastAsia="굴림" w:hAnsi="굴림" w:hint="eastAsia"/>
-          <w:sz w:val="18"/>
-          <w:szCs w:val="18"/>
-        </w:rPr>
-        <w:t>/</w:t>
-      </w:r>
-      <w:proofErr w:type="spellStart"/>
-      <w:r>
-        <w:rPr>
-          <w:rFonts w:ascii="굴림" w:eastAsia="굴림" w:hAnsi="굴림"/>
-          <w:sz w:val="18"/>
-          <w:szCs w:val="18"/>
-        </w:rPr>
-        <w:t>fileroot</w:t>
-      </w:r>
-      <w:proofErr w:type="spellEnd"/>
-      <w:r>
-        <w:rPr>
-          <w:rFonts w:ascii="굴림" w:eastAsia="굴림" w:hAnsi="굴림" w:hint="eastAsia"/>
-          <w:sz w:val="18"/>
-          <w:szCs w:val="18"/>
-        </w:rPr>
-        <w:t>/</w:t>
-      </w:r>
-      <w:r>
-        <w:rPr>
-          <w:rFonts w:ascii="굴림" w:eastAsia="굴림" w:hAnsi="굴림" w:hint="eastAsia"/>
-          <w:sz w:val="18"/>
-          <w:szCs w:val="18"/>
-        </w:rPr>
-        <w:t>talk</w:t>
-      </w:r>
-      <w:r>
-        <w:rPr>
-          <w:rFonts w:ascii="굴림" w:eastAsia="굴림" w:hAnsi="굴림" w:hint="eastAsia"/>
-          <w:sz w:val="18"/>
-          <w:szCs w:val="18"/>
-        </w:rPr>
-        <w:t>의 파일들을 새 버전으로 교체한다.</w:t>
+        <w:t>/talk의 파일들을 새 버전으로 교체한다.</w:t>
       </w:r>
     </w:p>
     <w:p>
@@ -9229,46 +8339,18 @@
         </w:numPr>
         <w:ind w:leftChars="0"/>
         <w:rPr>
-          <w:rFonts w:ascii="굴림" w:eastAsia="굴림" w:hAnsi="굴림" w:hint="eastAsia"/>
-          <w:sz w:val="18"/>
-          <w:szCs w:val="18"/>
-        </w:rPr>
-      </w:pPr>
-      <w:proofErr w:type="spellStart"/>
-      <w:r>
-        <w:rPr>
           <w:rFonts w:ascii="굴림" w:eastAsia="굴림" w:hAnsi="굴림"/>
           <w:sz w:val="18"/>
           <w:szCs w:val="18"/>
         </w:rPr>
-        <w:t>ezTalkWebAPI</w:t>
-      </w:r>
-      <w:proofErr w:type="spellEnd"/>
+      </w:pPr>
       <w:r>
         <w:rPr>
           <w:rFonts w:ascii="굴림" w:eastAsia="굴림" w:hAnsi="굴림"/>
           <w:sz w:val="18"/>
           <w:szCs w:val="18"/>
         </w:rPr>
-        <w:t>/</w:t>
-      </w:r>
-      <w:proofErr w:type="spellStart"/>
-      <w:r>
-        <w:rPr>
-          <w:rFonts w:ascii="굴림" w:eastAsia="굴림" w:hAnsi="굴림"/>
-          <w:sz w:val="18"/>
-          <w:szCs w:val="18"/>
-        </w:rPr>
-        <w:t>webapps</w:t>
-      </w:r>
-      <w:proofErr w:type="spellEnd"/>
-      <w:r>
-        <w:rPr>
-          <w:rFonts w:ascii="굴림" w:eastAsia="굴림" w:hAnsi="굴림"/>
-          <w:sz w:val="18"/>
-          <w:szCs w:val="18"/>
-        </w:rPr>
-        <w:t xml:space="preserve">/ROOT/updateprofile.txt </w:t>
+        <w:t xml:space="preserve">ezTalkWebAPI/webapps/ROOT/updateprofile.txt </w:t>
       </w:r>
       <w:r>
         <w:rPr>
@@ -9599,7 +8681,7 @@
         <v:path o:extrusionok="f" gradientshapeok="t" o:connecttype="rect"/>
         <o:lock v:ext="edit" aspectratio="t"/>
       </v:shapetype>
-      <v:shape id="_x0000_i1089" type="#_x0000_t75" alt="BD21312_" style="width:11.25pt;height:11.25pt;visibility:visible;mso-wrap-style:square" o:bullet="t">
+      <v:shape id="_x0000_i1037" type="#_x0000_t75" alt="BD21312_" style="width:11.25pt;height:11.25pt;visibility:visible" o:bullet="t">
         <v:imagedata r:id="rId1" o:title="BD21312_"/>
       </v:shape>
     </w:pict>
@@ -16270,7 +15352,7 @@
 </file>
 
 <file path=customXml/itemProps1.xml><?xml version="1.0" encoding="utf-8"?>
-<ds:datastoreItem xmlns:ds="http://schemas.openxmlformats.org/officeDocument/2006/customXml" ds:itemID="{43AF9EC5-CBD4-4235-B51C-A8B025FF47B1}">
+<ds:datastoreItem xmlns:ds="http://schemas.openxmlformats.org/officeDocument/2006/customXml" ds:itemID="{1632335F-71E8-4935-A865-C0380B4DAEEE}">
   <ds:schemaRefs>
     <ds:schemaRef ds:uri="http://schemas.openxmlformats.org/officeDocument/2006/bibliography"/>
   </ds:schemaRefs>
